--- a/template/cetak form penilaian proposal tipe nilai.docx
+++ b/template/cetak form penilaian proposal tipe nilai.docx
@@ -1,6 +1,6 @@
 
 <file path=word/document.xml><?xml version="1.0" encoding="utf-8"?>
-<w:document xmlns:wpc="http://schemas.microsoft.com/office/word/2010/wordprocessingCanvas" xmlns:cx="http://schemas.microsoft.com/office/drawing/2014/chartex" xmlns:mc="http://schemas.openxmlformats.org/markup-compatibility/2006" xmlns:o="urn:schemas-microsoft-com:office:office" xmlns:r="http://schemas.openxmlformats.org/officeDocument/2006/relationships" xmlns:m="http://schemas.openxmlformats.org/officeDocument/2006/math" xmlns:v="urn:schemas-microsoft-com:vml" xmlns:wp14="http://schemas.microsoft.com/office/word/2010/wordprocessingDrawing" xmlns:wp="http://schemas.openxmlformats.org/drawingml/2006/wordprocessingDrawing" xmlns:w10="urn:schemas-microsoft-com:office:word" xmlns:w="http://schemas.openxmlformats.org/wordprocessingml/2006/main" xmlns:w14="http://schemas.microsoft.com/office/word/2010/wordml" xmlns:w15="http://schemas.microsoft.com/office/word/2012/wordml" xmlns:w16se="http://schemas.microsoft.com/office/word/2015/wordml/symex" xmlns:wpg="http://schemas.microsoft.com/office/word/2010/wordprocessingGroup" xmlns:wpi="http://schemas.microsoft.com/office/word/2010/wordprocessingInk" xmlns:wne="http://schemas.microsoft.com/office/word/2006/wordml" xmlns:wps="http://schemas.microsoft.com/office/word/2010/wordprocessingShape" mc:Ignorable="w14 w15 w16se wp14">
+<w:document xmlns:wpc="http://schemas.microsoft.com/office/word/2010/wordprocessingCanvas" xmlns:cx="http://schemas.microsoft.com/office/drawing/2014/chartex" xmlns:cx1="http://schemas.microsoft.com/office/drawing/2015/9/8/chartex" xmlns:cx2="http://schemas.microsoft.com/office/drawing/2015/10/21/chartex" xmlns:cx3="http://schemas.microsoft.com/office/drawing/2016/5/9/chartex" xmlns:cx4="http://schemas.microsoft.com/office/drawing/2016/5/10/chartex" xmlns:cx5="http://schemas.microsoft.com/office/drawing/2016/5/11/chartex" xmlns:cx6="http://schemas.microsoft.com/office/drawing/2016/5/12/chartex" xmlns:cx7="http://schemas.microsoft.com/office/drawing/2016/5/13/chartex" xmlns:cx8="http://schemas.microsoft.com/office/drawing/2016/5/14/chartex" xmlns:mc="http://schemas.openxmlformats.org/markup-compatibility/2006" xmlns:aink="http://schemas.microsoft.com/office/drawing/2016/ink" xmlns:am3d="http://schemas.microsoft.com/office/drawing/2017/model3d" xmlns:o="urn:schemas-microsoft-com:office:office" xmlns:oel="http://schemas.microsoft.com/office/2019/extlst" xmlns:r="http://schemas.openxmlformats.org/officeDocument/2006/relationships" xmlns:m="http://schemas.openxmlformats.org/officeDocument/2006/math" xmlns:v="urn:schemas-microsoft-com:vml" xmlns:wp14="http://schemas.microsoft.com/office/word/2010/wordprocessingDrawing" xmlns:wp="http://schemas.openxmlformats.org/drawingml/2006/wordprocessingDrawing" xmlns:w10="urn:schemas-microsoft-com:office:word" xmlns:w="http://schemas.openxmlformats.org/wordprocessingml/2006/main" xmlns:w14="http://schemas.microsoft.com/office/word/2010/wordml" xmlns:w15="http://schemas.microsoft.com/office/word/2012/wordml" xmlns:w16cex="http://schemas.microsoft.com/office/word/2018/wordml/cex" xmlns:w16cid="http://schemas.microsoft.com/office/word/2016/wordml/cid" xmlns:w16="http://schemas.microsoft.com/office/word/2018/wordml" xmlns:w16du="http://schemas.microsoft.com/office/word/2023/wordml/word16du" xmlns:w16sdtdh="http://schemas.microsoft.com/office/word/2020/wordml/sdtdatahash" xmlns:w16sdtfl="http://schemas.microsoft.com/office/word/2024/wordml/sdtformatlock" xmlns:w16se="http://schemas.microsoft.com/office/word/2015/wordml/symex" xmlns:wpg="http://schemas.microsoft.com/office/word/2010/wordprocessingGroup" xmlns:wpi="http://schemas.microsoft.com/office/word/2010/wordprocessingInk" xmlns:wne="http://schemas.microsoft.com/office/word/2006/wordml" xmlns:wps="http://schemas.microsoft.com/office/word/2010/wordprocessingShape" mc:Ignorable="w14 w15 w16se w16cid w16 w16cex w16sdtdh w16sdtfl w16du wp14">
   <w:body>
     <w:p>
       <w:pPr>
@@ -9,6 +9,7 @@
         <w:rPr>
           <w:rFonts w:ascii="Cambria" w:hAnsi="Cambria"/>
           <w:b/>
+          <w:color w:val="000000" w:themeColor="text1"/>
           <w:sz w:val="26"/>
           <w:szCs w:val="26"/>
         </w:rPr>
@@ -17,23 +18,12 @@
         <w:rPr>
           <w:rFonts w:ascii="Cambria" w:hAnsi="Cambria"/>
           <w:b/>
+          <w:color w:val="000000" w:themeColor="text1"/>
           <w:sz w:val="26"/>
           <w:szCs w:val="26"/>
         </w:rPr>
-        <w:t xml:space="preserve">PENILAIAN </w:t>
+        <w:t>PENILAIAN PROPOSAL PENELITIAN DISERTASI</w:t>
       </w:r>
-      <w:r>
-        <w:rPr>
-          <w:rFonts w:ascii="Cambria" w:hAnsi="Cambria"/>
-          <w:b/>
-          <w:color w:val="FF0000"/>
-          <w:sz w:val="26"/>
-          <w:szCs w:val="26"/>
-        </w:rPr>
-        <w:t>PROPOSAL PENELITIAN DISERTASI</w:t>
-      </w:r>
-      <w:bookmarkStart w:id="0" w:name="_GoBack"/>
-      <w:bookmarkEnd w:id="0"/>
     </w:p>
     <w:p>
       <w:pPr>
@@ -42,6 +32,7 @@
         <w:rPr>
           <w:rFonts w:ascii="Cambria" w:hAnsi="Cambria"/>
           <w:b/>
+          <w:color w:val="000000" w:themeColor="text1"/>
           <w:sz w:val="26"/>
           <w:szCs w:val="26"/>
         </w:rPr>
@@ -50,6 +41,7 @@
         <w:rPr>
           <w:rFonts w:ascii="Cambria" w:hAnsi="Cambria"/>
           <w:b/>
+          <w:color w:val="000000" w:themeColor="text1"/>
           <w:sz w:val="26"/>
           <w:szCs w:val="26"/>
           <w:lang w:val="id-ID"/>
@@ -60,6 +52,7 @@
         <w:rPr>
           <w:rFonts w:ascii="Cambria" w:hAnsi="Cambria"/>
           <w:b/>
+          <w:color w:val="000000" w:themeColor="text1"/>
           <w:sz w:val="26"/>
           <w:szCs w:val="26"/>
         </w:rPr>
@@ -73,6 +66,7 @@
         <w:rPr>
           <w:rFonts w:ascii="Cambria" w:hAnsi="Cambria"/>
           <w:b/>
+          <w:color w:val="000000" w:themeColor="text1"/>
           <w:sz w:val="26"/>
           <w:szCs w:val="26"/>
         </w:rPr>
@@ -123,49 +117,28 @@
                 <w:rFonts w:ascii="Cambria" w:hAnsi="Cambria"/>
                 <w:b/>
                 <w:bCs/>
-                <w:sz w:val="23"/>
-                <w:szCs w:val="23"/>
-              </w:rPr>
-            </w:pPr>
-            <w:proofErr w:type="spellStart"/>
-            <w:r>
-              <w:rPr>
-                <w:rFonts w:ascii="Cambria" w:hAnsi="Cambria"/>
-                <w:b/>
-                <w:bCs/>
-                <w:sz w:val="23"/>
-                <w:szCs w:val="23"/>
-              </w:rPr>
-              <w:t>Judul</w:t>
-            </w:r>
-            <w:proofErr w:type="spellEnd"/>
-            <w:r>
-              <w:rPr>
-                <w:rFonts w:ascii="Cambria" w:hAnsi="Cambria"/>
-                <w:b/>
-                <w:bCs/>
-                <w:sz w:val="23"/>
-                <w:szCs w:val="23"/>
-              </w:rPr>
-              <w:t xml:space="preserve"> Proposal </w:t>
-            </w:r>
-            <w:proofErr w:type="spellStart"/>
-            <w:r>
-              <w:rPr>
-                <w:rFonts w:ascii="Cambria" w:hAnsi="Cambria"/>
-                <w:b/>
-                <w:bCs/>
-                <w:sz w:val="23"/>
-                <w:szCs w:val="23"/>
-              </w:rPr>
-              <w:t>Penelitian</w:t>
-            </w:r>
-            <w:proofErr w:type="spellEnd"/>
-            <w:r>
-              <w:rPr>
-                <w:rFonts w:ascii="Cambria" w:hAnsi="Cambria"/>
-                <w:b/>
-                <w:bCs/>
+                <w:color w:val="000000" w:themeColor="text1"/>
+                <w:sz w:val="23"/>
+                <w:szCs w:val="23"/>
+              </w:rPr>
+            </w:pPr>
+            <w:r>
+              <w:rPr>
+                <w:rFonts w:ascii="Cambria" w:hAnsi="Cambria"/>
+                <w:b/>
+                <w:bCs/>
+                <w:color w:val="000000" w:themeColor="text1"/>
+                <w:sz w:val="23"/>
+                <w:szCs w:val="23"/>
+              </w:rPr>
+              <w:t>Judul Proposal Penelitian</w:t>
+            </w:r>
+            <w:r>
+              <w:rPr>
+                <w:rFonts w:ascii="Cambria" w:hAnsi="Cambria"/>
+                <w:b/>
+                <w:bCs/>
+                <w:color w:val="000000" w:themeColor="text1"/>
                 <w:sz w:val="23"/>
                 <w:szCs w:val="23"/>
                 <w:lang w:val="id-ID"/>
@@ -177,6 +150,7 @@
                 <w:rFonts w:ascii="Cambria" w:hAnsi="Cambria"/>
                 <w:b/>
                 <w:bCs/>
+                <w:color w:val="000000" w:themeColor="text1"/>
                 <w:sz w:val="23"/>
                 <w:szCs w:val="23"/>
               </w:rPr>
@@ -200,6 +174,7 @@
               <w:spacing w:after="0" w:line="240" w:lineRule="auto"/>
               <w:rPr>
                 <w:rFonts w:ascii="Segoe UI" w:hAnsi="Segoe UI" w:cs="Segoe UI"/>
+                <w:color w:val="000000" w:themeColor="text1"/>
               </w:rPr>
             </w:pPr>
             <w:r>
@@ -207,6 +182,7 @@
                 <w:rFonts w:ascii="Segoe UI" w:hAnsi="Segoe UI" w:cs="Segoe UI"/>
                 <w:b/>
                 <w:bCs/>
+                <w:color w:val="000000" w:themeColor="text1"/>
                 <w:lang w:val="id-ID"/>
               </w:rPr>
               <w:t>:</w:t>
@@ -216,36 +192,25 @@
                 <w:rFonts w:ascii="Segoe UI" w:hAnsi="Segoe UI" w:cs="Segoe UI"/>
                 <w:b/>
                 <w:bCs/>
+                <w:color w:val="000000" w:themeColor="text1"/>
               </w:rPr>
               <w:t xml:space="preserve"> </w:t>
             </w:r>
-            <w:proofErr w:type="spellStart"/>
             <w:r>
               <w:rPr>
                 <w:rFonts w:ascii="Segoe UI" w:hAnsi="Segoe UI" w:cs="Segoe UI"/>
                 <w:bCs/>
-                <w:color w:val="FF0000"/>
-              </w:rPr>
-              <w:t>nama</w:t>
-            </w:r>
-            <w:proofErr w:type="spellEnd"/>
+                <w:color w:val="000000" w:themeColor="text1"/>
+              </w:rPr>
+              <w:t xml:space="preserve">nama </w:t>
+            </w:r>
             <w:r>
               <w:rPr>
                 <w:rFonts w:ascii="Segoe UI" w:hAnsi="Segoe UI" w:cs="Segoe UI"/>
-                <w:bCs/>
-                <w:color w:val="FF0000"/>
-              </w:rPr>
-              <w:t xml:space="preserve"> </w:t>
-            </w:r>
-            <w:proofErr w:type="spellStart"/>
-            <w:r>
-              <w:rPr>
-                <w:rFonts w:ascii="Segoe UI" w:hAnsi="Segoe UI" w:cs="Segoe UI"/>
-                <w:color w:val="FF0000"/>
+                <w:color w:val="000000" w:themeColor="text1"/>
               </w:rPr>
               <w:t>judul</w:t>
             </w:r>
-            <w:proofErr w:type="spellEnd"/>
           </w:p>
         </w:tc>
       </w:tr>
@@ -271,41 +236,21 @@
                 <w:rFonts w:ascii="Cambria" w:hAnsi="Cambria"/>
                 <w:b/>
                 <w:bCs/>
-                <w:sz w:val="23"/>
-                <w:szCs w:val="23"/>
-              </w:rPr>
-            </w:pPr>
-            <w:r>
-              <w:rPr>
-                <w:rFonts w:ascii="Cambria" w:hAnsi="Cambria"/>
-                <w:b/>
-                <w:bCs/>
-                <w:sz w:val="23"/>
-                <w:szCs w:val="23"/>
-              </w:rPr>
-              <w:t xml:space="preserve">Nama </w:t>
-            </w:r>
-            <w:proofErr w:type="spellStart"/>
-            <w:r>
-              <w:rPr>
-                <w:rFonts w:ascii="Cambria" w:hAnsi="Cambria"/>
-                <w:b/>
-                <w:bCs/>
-                <w:sz w:val="23"/>
-                <w:szCs w:val="23"/>
-              </w:rPr>
-              <w:t>Mahasiswa</w:t>
-            </w:r>
-            <w:proofErr w:type="spellEnd"/>
-            <w:r>
-              <w:rPr>
-                <w:rFonts w:ascii="Cambria" w:hAnsi="Cambria"/>
-                <w:b/>
-                <w:bCs/>
-                <w:sz w:val="23"/>
-                <w:szCs w:val="23"/>
-              </w:rPr>
-              <w:t xml:space="preserve">       </w:t>
+                <w:color w:val="000000" w:themeColor="text1"/>
+                <w:sz w:val="23"/>
+                <w:szCs w:val="23"/>
+              </w:rPr>
+            </w:pPr>
+            <w:r>
+              <w:rPr>
+                <w:rFonts w:ascii="Cambria" w:hAnsi="Cambria"/>
+                <w:b/>
+                <w:bCs/>
+                <w:color w:val="000000" w:themeColor="text1"/>
+                <w:sz w:val="23"/>
+                <w:szCs w:val="23"/>
+              </w:rPr>
+              <w:t xml:space="preserve">Nama Mahasiswa       </w:t>
             </w:r>
           </w:p>
         </w:tc>
@@ -327,15 +272,17 @@
                 <w:rFonts w:ascii="Cambria" w:hAnsi="Cambria"/>
                 <w:b/>
                 <w:bCs/>
-                <w:sz w:val="23"/>
-                <w:szCs w:val="23"/>
-              </w:rPr>
-            </w:pPr>
-            <w:r>
-              <w:rPr>
-                <w:rFonts w:ascii="Cambria" w:hAnsi="Cambria"/>
-                <w:b/>
-                <w:bCs/>
+                <w:color w:val="000000" w:themeColor="text1"/>
+                <w:sz w:val="23"/>
+                <w:szCs w:val="23"/>
+              </w:rPr>
+            </w:pPr>
+            <w:r>
+              <w:rPr>
+                <w:rFonts w:ascii="Cambria" w:hAnsi="Cambria"/>
+                <w:b/>
+                <w:bCs/>
+                <w:color w:val="000000" w:themeColor="text1"/>
                 <w:sz w:val="23"/>
                 <w:szCs w:val="23"/>
                 <w:lang w:val="id-ID"/>
@@ -347,36 +294,19 @@
                 <w:rFonts w:ascii="Cambria" w:hAnsi="Cambria"/>
                 <w:b/>
                 <w:bCs/>
+                <w:color w:val="000000" w:themeColor="text1"/>
                 <w:sz w:val="23"/>
                 <w:szCs w:val="23"/>
               </w:rPr>
               <w:t xml:space="preserve"> </w:t>
             </w:r>
-            <w:proofErr w:type="spellStart"/>
             <w:r>
               <w:rPr>
                 <w:rFonts w:ascii="Segoe UI" w:hAnsi="Segoe UI" w:cs="Segoe UI"/>
-                <w:color w:val="FF0000"/>
-              </w:rPr>
-              <w:t>nama</w:t>
-            </w:r>
-            <w:proofErr w:type="spellEnd"/>
-            <w:r>
-              <w:rPr>
-                <w:rFonts w:ascii="Segoe UI" w:hAnsi="Segoe UI" w:cs="Segoe UI"/>
-                <w:color w:val="FF0000"/>
-              </w:rPr>
-              <w:t xml:space="preserve"> </w:t>
-            </w:r>
-            <w:proofErr w:type="spellStart"/>
-            <w:r>
-              <w:rPr>
-                <w:rFonts w:ascii="Segoe UI" w:hAnsi="Segoe UI" w:cs="Segoe UI"/>
-                <w:color w:val="FF0000"/>
-              </w:rPr>
-              <w:t>mhs</w:t>
-            </w:r>
-            <w:proofErr w:type="spellEnd"/>
+                <w:color w:val="000000" w:themeColor="text1"/>
+              </w:rPr>
+              <w:t>nama mhs</w:t>
+            </w:r>
           </w:p>
         </w:tc>
         <w:tc>
@@ -396,33 +326,33 @@
                 <w:rFonts w:ascii="Cambria" w:hAnsi="Cambria"/>
                 <w:b/>
                 <w:bCs/>
-                <w:sz w:val="23"/>
-                <w:szCs w:val="23"/>
-              </w:rPr>
-            </w:pPr>
-            <w:r>
-              <w:rPr>
-                <w:rFonts w:ascii="Cambria" w:hAnsi="Cambria"/>
-                <w:b/>
-                <w:bCs/>
+                <w:color w:val="000000" w:themeColor="text1"/>
+                <w:sz w:val="23"/>
+                <w:szCs w:val="23"/>
+              </w:rPr>
+            </w:pPr>
+            <w:r>
+              <w:rPr>
+                <w:rFonts w:ascii="Cambria" w:hAnsi="Cambria"/>
+                <w:b/>
+                <w:bCs/>
+                <w:color w:val="000000" w:themeColor="text1"/>
                 <w:sz w:val="23"/>
                 <w:szCs w:val="23"/>
               </w:rPr>
               <w:t xml:space="preserve">NIM </w:t>
             </w:r>
-            <w:proofErr w:type="spellStart"/>
-            <w:r>
-              <w:rPr>
-                <w:rFonts w:ascii="Cambria" w:hAnsi="Cambria"/>
-                <w:b/>
-                <w:bCs/>
-                <w:color w:val="FF0000"/>
+            <w:r>
+              <w:rPr>
+                <w:rFonts w:ascii="Cambria" w:hAnsi="Cambria"/>
+                <w:b/>
+                <w:bCs/>
+                <w:color w:val="000000" w:themeColor="text1"/>
                 <w:sz w:val="23"/>
                 <w:szCs w:val="23"/>
               </w:rPr>
               <w:t>nim</w:t>
             </w:r>
-            <w:proofErr w:type="spellEnd"/>
           </w:p>
         </w:tc>
       </w:tr>
@@ -448,41 +378,21 @@
                 <w:rFonts w:ascii="Cambria" w:hAnsi="Cambria"/>
                 <w:b/>
                 <w:bCs/>
-                <w:sz w:val="23"/>
-                <w:szCs w:val="23"/>
-              </w:rPr>
-            </w:pPr>
-            <w:r>
-              <w:rPr>
-                <w:rFonts w:ascii="Cambria" w:hAnsi="Cambria"/>
-                <w:b/>
-                <w:bCs/>
-                <w:sz w:val="23"/>
-                <w:szCs w:val="23"/>
-              </w:rPr>
-              <w:t xml:space="preserve">Nama </w:t>
-            </w:r>
-            <w:proofErr w:type="spellStart"/>
-            <w:r>
-              <w:rPr>
-                <w:rFonts w:ascii="Cambria" w:hAnsi="Cambria"/>
-                <w:b/>
-                <w:bCs/>
-                <w:sz w:val="23"/>
-                <w:szCs w:val="23"/>
-              </w:rPr>
-              <w:t>Pembimbing</w:t>
-            </w:r>
-            <w:proofErr w:type="spellEnd"/>
-            <w:r>
-              <w:rPr>
-                <w:rFonts w:ascii="Cambria" w:hAnsi="Cambria"/>
-                <w:b/>
-                <w:bCs/>
-                <w:sz w:val="23"/>
-                <w:szCs w:val="23"/>
-              </w:rPr>
-              <w:t xml:space="preserve">         </w:t>
+                <w:color w:val="000000" w:themeColor="text1"/>
+                <w:sz w:val="23"/>
+                <w:szCs w:val="23"/>
+              </w:rPr>
+            </w:pPr>
+            <w:r>
+              <w:rPr>
+                <w:rFonts w:ascii="Cambria" w:hAnsi="Cambria"/>
+                <w:b/>
+                <w:bCs/>
+                <w:color w:val="000000" w:themeColor="text1"/>
+                <w:sz w:val="23"/>
+                <w:szCs w:val="23"/>
+              </w:rPr>
+              <w:t xml:space="preserve">Nama Pembimbing         </w:t>
             </w:r>
           </w:p>
         </w:tc>
@@ -504,15 +414,17 @@
                 <w:rFonts w:ascii="Cambria" w:hAnsi="Cambria"/>
                 <w:b/>
                 <w:bCs/>
-                <w:sz w:val="23"/>
-                <w:szCs w:val="23"/>
-              </w:rPr>
-            </w:pPr>
-            <w:r>
-              <w:rPr>
-                <w:rFonts w:ascii="Cambria" w:hAnsi="Cambria"/>
-                <w:b/>
-                <w:bCs/>
+                <w:color w:val="000000" w:themeColor="text1"/>
+                <w:sz w:val="23"/>
+                <w:szCs w:val="23"/>
+              </w:rPr>
+            </w:pPr>
+            <w:r>
+              <w:rPr>
+                <w:rFonts w:ascii="Cambria" w:hAnsi="Cambria"/>
+                <w:b/>
+                <w:bCs/>
+                <w:color w:val="000000" w:themeColor="text1"/>
                 <w:sz w:val="23"/>
                 <w:szCs w:val="23"/>
                 <w:lang w:val="id-ID"/>
@@ -524,52 +436,19 @@
                 <w:rFonts w:ascii="Cambria" w:hAnsi="Cambria"/>
                 <w:b/>
                 <w:bCs/>
+                <w:color w:val="000000" w:themeColor="text1"/>
                 <w:sz w:val="23"/>
                 <w:szCs w:val="23"/>
               </w:rPr>
               <w:t xml:space="preserve"> </w:t>
             </w:r>
-            <w:proofErr w:type="spellStart"/>
             <w:r>
               <w:rPr>
                 <w:rFonts w:ascii="Segoe UI" w:hAnsi="Segoe UI" w:cs="Segoe UI"/>
-                <w:color w:val="FF0000"/>
-              </w:rPr>
-              <w:t>nama</w:t>
-            </w:r>
-            <w:proofErr w:type="spellEnd"/>
-            <w:r>
-              <w:rPr>
-                <w:rFonts w:ascii="Segoe UI" w:hAnsi="Segoe UI" w:cs="Segoe UI"/>
-                <w:color w:val="FF0000"/>
-              </w:rPr>
-              <w:t xml:space="preserve"> </w:t>
-            </w:r>
-            <w:proofErr w:type="spellStart"/>
-            <w:r>
-              <w:rPr>
-                <w:rFonts w:ascii="Segoe UI" w:hAnsi="Segoe UI" w:cs="Segoe UI"/>
-                <w:color w:val="FF0000"/>
-              </w:rPr>
-              <w:t>ketua</w:t>
-            </w:r>
-            <w:proofErr w:type="spellEnd"/>
-            <w:r>
-              <w:rPr>
-                <w:rFonts w:ascii="Segoe UI" w:hAnsi="Segoe UI" w:cs="Segoe UI"/>
-                <w:color w:val="FF0000"/>
-              </w:rPr>
-              <w:t xml:space="preserve"> </w:t>
-            </w:r>
-            <w:proofErr w:type="spellStart"/>
-            <w:r>
-              <w:rPr>
-                <w:rFonts w:ascii="Segoe UI" w:hAnsi="Segoe UI" w:cs="Segoe UI"/>
-                <w:color w:val="FF0000"/>
-              </w:rPr>
-              <w:t>pembimbing</w:t>
-            </w:r>
-            <w:proofErr w:type="spellEnd"/>
+                <w:color w:val="000000" w:themeColor="text1"/>
+              </w:rPr>
+              <w:t>nama ketua pembimbing</w:t>
+            </w:r>
           </w:p>
         </w:tc>
       </w:tr>
@@ -595,72 +474,31 @@
                 <w:rFonts w:ascii="Cambria" w:hAnsi="Cambria"/>
                 <w:b/>
                 <w:bCs/>
-                <w:sz w:val="23"/>
-                <w:szCs w:val="23"/>
-              </w:rPr>
-            </w:pPr>
-            <w:r>
-              <w:rPr>
-                <w:rFonts w:ascii="Cambria" w:hAnsi="Cambria"/>
-                <w:b/>
-                <w:bCs/>
-                <w:sz w:val="23"/>
-                <w:szCs w:val="23"/>
-              </w:rPr>
-              <w:t xml:space="preserve">Nama </w:t>
-            </w:r>
-            <w:proofErr w:type="spellStart"/>
-            <w:r>
-              <w:rPr>
-                <w:rFonts w:ascii="Cambria" w:hAnsi="Cambria"/>
-                <w:b/>
-                <w:bCs/>
-                <w:sz w:val="23"/>
-                <w:szCs w:val="23"/>
-              </w:rPr>
-              <w:t>Anggota</w:t>
-            </w:r>
-            <w:proofErr w:type="spellEnd"/>
-            <w:r>
-              <w:rPr>
-                <w:rFonts w:ascii="Cambria" w:hAnsi="Cambria"/>
-                <w:b/>
-                <w:bCs/>
-                <w:sz w:val="23"/>
-                <w:szCs w:val="23"/>
-              </w:rPr>
-              <w:t xml:space="preserve"> </w:t>
-            </w:r>
-            <w:proofErr w:type="spellStart"/>
-            <w:r>
-              <w:rPr>
-                <w:rFonts w:ascii="Cambria" w:hAnsi="Cambria"/>
-                <w:b/>
-                <w:bCs/>
-                <w:sz w:val="23"/>
-                <w:szCs w:val="23"/>
-              </w:rPr>
-              <w:t>Pembimbing</w:t>
-            </w:r>
-            <w:proofErr w:type="spellEnd"/>
-            <w:r>
-              <w:rPr>
-                <w:rFonts w:ascii="Cambria" w:hAnsi="Cambria"/>
-                <w:b/>
-                <w:bCs/>
-                <w:sz w:val="23"/>
-                <w:szCs w:val="23"/>
-              </w:rPr>
-              <w:t xml:space="preserve"> I</w:t>
-            </w:r>
-          </w:p>
-          <w:p>
-            <w:pPr>
-              <w:spacing w:after="0" w:line="240" w:lineRule="auto"/>
-              <w:rPr>
-                <w:rFonts w:ascii="Cambria" w:hAnsi="Cambria"/>
-                <w:b/>
-                <w:bCs/>
+                <w:color w:val="000000" w:themeColor="text1"/>
+                <w:sz w:val="23"/>
+                <w:szCs w:val="23"/>
+              </w:rPr>
+            </w:pPr>
+            <w:r>
+              <w:rPr>
+                <w:rFonts w:ascii="Cambria" w:hAnsi="Cambria"/>
+                <w:b/>
+                <w:bCs/>
+                <w:color w:val="000000" w:themeColor="text1"/>
+                <w:sz w:val="23"/>
+                <w:szCs w:val="23"/>
+              </w:rPr>
+              <w:t>Nama Anggota Pembimbing I</w:t>
+            </w:r>
+          </w:p>
+          <w:p>
+            <w:pPr>
+              <w:spacing w:after="0" w:line="240" w:lineRule="auto"/>
+              <w:rPr>
+                <w:rFonts w:ascii="Cambria" w:hAnsi="Cambria"/>
+                <w:b/>
+                <w:bCs/>
+                <w:color w:val="000000" w:themeColor="text1"/>
                 <w:sz w:val="23"/>
                 <w:szCs w:val="23"/>
               </w:rPr>
@@ -685,15 +523,17 @@
                 <w:rFonts w:ascii="Cambria" w:hAnsi="Cambria"/>
                 <w:b/>
                 <w:bCs/>
-                <w:sz w:val="23"/>
-                <w:szCs w:val="23"/>
-              </w:rPr>
-            </w:pPr>
-            <w:r>
-              <w:rPr>
-                <w:rFonts w:ascii="Cambria" w:hAnsi="Cambria"/>
-                <w:b/>
-                <w:bCs/>
+                <w:color w:val="000000" w:themeColor="text1"/>
+                <w:sz w:val="23"/>
+                <w:szCs w:val="23"/>
+              </w:rPr>
+            </w:pPr>
+            <w:r>
+              <w:rPr>
+                <w:rFonts w:ascii="Cambria" w:hAnsi="Cambria"/>
+                <w:b/>
+                <w:bCs/>
+                <w:color w:val="000000" w:themeColor="text1"/>
                 <w:sz w:val="23"/>
                 <w:szCs w:val="23"/>
                 <w:lang w:val="id-ID"/>
@@ -705,42 +545,18 @@
                 <w:rFonts w:ascii="Cambria" w:hAnsi="Cambria"/>
                 <w:b/>
                 <w:bCs/>
+                <w:color w:val="000000" w:themeColor="text1"/>
                 <w:sz w:val="23"/>
                 <w:szCs w:val="23"/>
               </w:rPr>
               <w:t xml:space="preserve"> </w:t>
             </w:r>
-            <w:proofErr w:type="spellStart"/>
             <w:r>
               <w:rPr>
                 <w:rFonts w:ascii="Segoe UI" w:hAnsi="Segoe UI" w:cs="Segoe UI"/>
-                <w:color w:val="FF0000"/>
-              </w:rPr>
-              <w:t>nama</w:t>
-            </w:r>
-            <w:proofErr w:type="spellEnd"/>
-            <w:r>
-              <w:rPr>
-                <w:rFonts w:ascii="Segoe UI" w:hAnsi="Segoe UI" w:cs="Segoe UI"/>
-                <w:color w:val="FF0000"/>
-              </w:rPr>
-              <w:t xml:space="preserve"> </w:t>
-            </w:r>
-            <w:proofErr w:type="spellStart"/>
-            <w:r>
-              <w:rPr>
-                <w:rFonts w:ascii="Segoe UI" w:hAnsi="Segoe UI" w:cs="Segoe UI"/>
-                <w:color w:val="FF0000"/>
-              </w:rPr>
-              <w:t>pembimbing</w:t>
-            </w:r>
-            <w:proofErr w:type="spellEnd"/>
-            <w:r>
-              <w:rPr>
-                <w:rFonts w:ascii="Segoe UI" w:hAnsi="Segoe UI" w:cs="Segoe UI"/>
-                <w:color w:val="FF0000"/>
-              </w:rPr>
-              <w:t xml:space="preserve"> I</w:t>
+                <w:color w:val="000000" w:themeColor="text1"/>
+              </w:rPr>
+              <w:t>nama pembimbing I</w:t>
             </w:r>
           </w:p>
         </w:tc>
@@ -767,63 +583,21 @@
                 <w:rFonts w:ascii="Cambria" w:hAnsi="Cambria"/>
                 <w:b/>
                 <w:bCs/>
-                <w:sz w:val="23"/>
-                <w:szCs w:val="23"/>
-              </w:rPr>
-            </w:pPr>
-            <w:r>
-              <w:rPr>
-                <w:rFonts w:ascii="Cambria" w:hAnsi="Cambria"/>
-                <w:b/>
-                <w:bCs/>
-                <w:sz w:val="23"/>
-                <w:szCs w:val="23"/>
-              </w:rPr>
-              <w:t xml:space="preserve">Nama </w:t>
-            </w:r>
-            <w:proofErr w:type="spellStart"/>
-            <w:r>
-              <w:rPr>
-                <w:rFonts w:ascii="Cambria" w:hAnsi="Cambria"/>
-                <w:b/>
-                <w:bCs/>
-                <w:sz w:val="23"/>
-                <w:szCs w:val="23"/>
-              </w:rPr>
-              <w:t>Anggota</w:t>
-            </w:r>
-            <w:proofErr w:type="spellEnd"/>
-            <w:r>
-              <w:rPr>
-                <w:rFonts w:ascii="Cambria" w:hAnsi="Cambria"/>
-                <w:b/>
-                <w:bCs/>
-                <w:sz w:val="23"/>
-                <w:szCs w:val="23"/>
-              </w:rPr>
-              <w:t xml:space="preserve"> </w:t>
-            </w:r>
-            <w:proofErr w:type="spellStart"/>
-            <w:r>
-              <w:rPr>
-                <w:rFonts w:ascii="Cambria" w:hAnsi="Cambria"/>
-                <w:b/>
-                <w:bCs/>
-                <w:sz w:val="23"/>
-                <w:szCs w:val="23"/>
-              </w:rPr>
-              <w:t>Pembimbing</w:t>
-            </w:r>
-            <w:proofErr w:type="spellEnd"/>
-            <w:r>
-              <w:rPr>
-                <w:rFonts w:ascii="Cambria" w:hAnsi="Cambria"/>
-                <w:b/>
-                <w:bCs/>
-                <w:sz w:val="23"/>
-                <w:szCs w:val="23"/>
-              </w:rPr>
-              <w:t xml:space="preserve"> II</w:t>
+                <w:color w:val="000000" w:themeColor="text1"/>
+                <w:sz w:val="23"/>
+                <w:szCs w:val="23"/>
+              </w:rPr>
+            </w:pPr>
+            <w:r>
+              <w:rPr>
+                <w:rFonts w:ascii="Cambria" w:hAnsi="Cambria"/>
+                <w:b/>
+                <w:bCs/>
+                <w:color w:val="000000" w:themeColor="text1"/>
+                <w:sz w:val="23"/>
+                <w:szCs w:val="23"/>
+              </w:rPr>
+              <w:t>Nama Anggota Pembimbing II</w:t>
             </w:r>
           </w:p>
         </w:tc>
@@ -845,15 +619,17 @@
                 <w:rFonts w:ascii="Cambria" w:hAnsi="Cambria"/>
                 <w:b/>
                 <w:bCs/>
-                <w:sz w:val="23"/>
-                <w:szCs w:val="23"/>
-              </w:rPr>
-            </w:pPr>
-            <w:r>
-              <w:rPr>
-                <w:rFonts w:ascii="Cambria" w:hAnsi="Cambria"/>
-                <w:b/>
-                <w:bCs/>
+                <w:color w:val="000000" w:themeColor="text1"/>
+                <w:sz w:val="23"/>
+                <w:szCs w:val="23"/>
+              </w:rPr>
+            </w:pPr>
+            <w:r>
+              <w:rPr>
+                <w:rFonts w:ascii="Cambria" w:hAnsi="Cambria"/>
+                <w:b/>
+                <w:bCs/>
+                <w:color w:val="000000" w:themeColor="text1"/>
                 <w:sz w:val="23"/>
                 <w:szCs w:val="23"/>
                 <w:lang w:val="id-ID"/>
@@ -865,58 +641,22 @@
                 <w:rFonts w:ascii="Cambria" w:hAnsi="Cambria"/>
                 <w:b/>
                 <w:bCs/>
+                <w:color w:val="000000" w:themeColor="text1"/>
                 <w:sz w:val="23"/>
                 <w:szCs w:val="23"/>
               </w:rPr>
               <w:t xml:space="preserve"> </w:t>
             </w:r>
-            <w:proofErr w:type="spellStart"/>
-            <w:r>
-              <w:rPr>
-                <w:rFonts w:ascii="Cambria" w:hAnsi="Cambria"/>
-                <w:b/>
-                <w:bCs/>
-                <w:color w:val="FF0000"/>
-                <w:sz w:val="23"/>
-                <w:szCs w:val="23"/>
-              </w:rPr>
-              <w:t>nama</w:t>
-            </w:r>
-            <w:proofErr w:type="spellEnd"/>
-            <w:r>
-              <w:rPr>
-                <w:rFonts w:ascii="Cambria" w:hAnsi="Cambria"/>
-                <w:b/>
-                <w:bCs/>
-                <w:color w:val="FF0000"/>
-                <w:sz w:val="23"/>
-                <w:szCs w:val="23"/>
-              </w:rPr>
-              <w:t xml:space="preserve"> </w:t>
-            </w:r>
-            <w:proofErr w:type="spellStart"/>
-            <w:r>
-              <w:rPr>
-                <w:rFonts w:ascii="Cambria" w:hAnsi="Cambria"/>
-                <w:b/>
-                <w:bCs/>
-                <w:color w:val="FF0000"/>
-                <w:sz w:val="23"/>
-                <w:szCs w:val="23"/>
-              </w:rPr>
-              <w:t>pembimbing</w:t>
-            </w:r>
-            <w:proofErr w:type="spellEnd"/>
-            <w:r>
-              <w:rPr>
-                <w:rFonts w:ascii="Cambria" w:hAnsi="Cambria"/>
-                <w:b/>
-                <w:bCs/>
-                <w:color w:val="FF0000"/>
-                <w:sz w:val="23"/>
-                <w:szCs w:val="23"/>
-              </w:rPr>
-              <w:t xml:space="preserve"> II</w:t>
+            <w:r>
+              <w:rPr>
+                <w:rFonts w:ascii="Cambria" w:hAnsi="Cambria"/>
+                <w:b/>
+                <w:bCs/>
+                <w:color w:val="000000" w:themeColor="text1"/>
+                <w:sz w:val="23"/>
+                <w:szCs w:val="23"/>
+              </w:rPr>
+              <w:t>nama pembimbing II</w:t>
             </w:r>
           </w:p>
         </w:tc>
@@ -944,15 +684,17 @@
                 <w:rFonts w:ascii="Cambria" w:hAnsi="Cambria"/>
                 <w:b/>
                 <w:bCs/>
-                <w:sz w:val="23"/>
-                <w:szCs w:val="23"/>
-              </w:rPr>
-            </w:pPr>
-            <w:r>
-              <w:rPr>
-                <w:rFonts w:ascii="Cambria" w:hAnsi="Cambria"/>
-                <w:b/>
-                <w:bCs/>
+                <w:color w:val="000000" w:themeColor="text1"/>
+                <w:sz w:val="23"/>
+                <w:szCs w:val="23"/>
+              </w:rPr>
+            </w:pPr>
+            <w:r>
+              <w:rPr>
+                <w:rFonts w:ascii="Cambria" w:hAnsi="Cambria"/>
+                <w:b/>
+                <w:bCs/>
+                <w:color w:val="000000" w:themeColor="text1"/>
                 <w:sz w:val="23"/>
                 <w:szCs w:val="23"/>
               </w:rPr>
@@ -978,15 +720,17 @@
                 <w:rFonts w:ascii="Cambria" w:hAnsi="Cambria"/>
                 <w:b/>
                 <w:bCs/>
-                <w:sz w:val="23"/>
-                <w:szCs w:val="23"/>
-              </w:rPr>
-            </w:pPr>
-            <w:r>
-              <w:rPr>
-                <w:rFonts w:ascii="Cambria" w:hAnsi="Cambria"/>
-                <w:b/>
-                <w:bCs/>
+                <w:color w:val="000000" w:themeColor="text1"/>
+                <w:sz w:val="23"/>
+                <w:szCs w:val="23"/>
+              </w:rPr>
+            </w:pPr>
+            <w:r>
+              <w:rPr>
+                <w:rFonts w:ascii="Cambria" w:hAnsi="Cambria"/>
+                <w:b/>
+                <w:bCs/>
+                <w:color w:val="000000" w:themeColor="text1"/>
                 <w:sz w:val="23"/>
                 <w:szCs w:val="23"/>
               </w:rPr>
@@ -997,77 +741,23 @@
                 <w:rFonts w:ascii="Cambria" w:hAnsi="Cambria"/>
                 <w:b/>
                 <w:bCs/>
+                <w:color w:val="000000" w:themeColor="text1"/>
                 <w:sz w:val="23"/>
                 <w:szCs w:val="23"/>
                 <w:lang w:val="id-ID"/>
               </w:rPr>
-              <w:t xml:space="preserve"> </w:t>
-            </w:r>
-            <w:r>
-              <w:rPr>
-                <w:rFonts w:ascii="Cambria" w:hAnsi="Cambria"/>
-                <w:b/>
-                <w:bCs/>
-                <w:color w:val="FF0000"/>
-                <w:sz w:val="23"/>
-                <w:szCs w:val="23"/>
-                <w:lang w:val="id-ID"/>
-              </w:rPr>
-              <w:t>_______________</w:t>
-            </w:r>
-            <w:r>
-              <w:rPr>
-                <w:rFonts w:ascii="Cambria" w:hAnsi="Cambria"/>
-                <w:b/>
-                <w:bCs/>
-                <w:sz w:val="23"/>
-                <w:szCs w:val="23"/>
-              </w:rPr>
-              <w:t xml:space="preserve"> (</w:t>
-            </w:r>
-            <w:proofErr w:type="spellStart"/>
-            <w:r>
-              <w:rPr>
-                <w:rFonts w:ascii="Cambria" w:hAnsi="Cambria"/>
-                <w:b/>
-                <w:bCs/>
-                <w:sz w:val="23"/>
-                <w:szCs w:val="23"/>
-              </w:rPr>
-              <w:t>jumlah</w:t>
-            </w:r>
-            <w:proofErr w:type="spellEnd"/>
-            <w:r>
-              <w:rPr>
-                <w:rFonts w:ascii="Cambria" w:hAnsi="Cambria"/>
-                <w:b/>
-                <w:bCs/>
-                <w:sz w:val="23"/>
-                <w:szCs w:val="23"/>
-              </w:rPr>
-              <w:t xml:space="preserve"> total </w:t>
-            </w:r>
-            <w:proofErr w:type="spellStart"/>
-            <w:r>
-              <w:rPr>
-                <w:rFonts w:ascii="Cambria" w:hAnsi="Cambria"/>
-                <w:b/>
-                <w:bCs/>
-                <w:sz w:val="23"/>
-                <w:szCs w:val="23"/>
-              </w:rPr>
-              <w:t>dibagi</w:t>
-            </w:r>
-            <w:proofErr w:type="spellEnd"/>
-            <w:r>
-              <w:rPr>
-                <w:rFonts w:ascii="Cambria" w:hAnsi="Cambria"/>
-                <w:b/>
-                <w:bCs/>
-                <w:sz w:val="23"/>
-                <w:szCs w:val="23"/>
-              </w:rPr>
-              <w:t xml:space="preserve"> 5)</w:t>
+              <w:t xml:space="preserve"> _______________</w:t>
+            </w:r>
+            <w:r>
+              <w:rPr>
+                <w:rFonts w:ascii="Cambria" w:hAnsi="Cambria"/>
+                <w:b/>
+                <w:bCs/>
+                <w:color w:val="000000" w:themeColor="text1"/>
+                <w:sz w:val="23"/>
+                <w:szCs w:val="23"/>
+              </w:rPr>
+              <w:t xml:space="preserve"> (jumlah total dibagi 5)</w:t>
             </w:r>
           </w:p>
         </w:tc>
@@ -1094,6 +784,7 @@
                 <w:rFonts w:ascii="Cambria" w:hAnsi="Cambria"/>
                 <w:b/>
                 <w:i/>
+                <w:color w:val="000000" w:themeColor="text1"/>
                 <w:sz w:val="24"/>
                 <w:szCs w:val="24"/>
               </w:rPr>
@@ -1119,6 +810,7 @@
                 <w:rFonts w:ascii="Cambria" w:hAnsi="Cambria"/>
                 <w:b/>
                 <w:i/>
+                <w:color w:val="000000" w:themeColor="text1"/>
                 <w:sz w:val="24"/>
                 <w:szCs w:val="24"/>
               </w:rPr>
@@ -1149,6 +841,7 @@
                 <w:rFonts w:ascii="Cambria" w:hAnsi="Cambria"/>
                 <w:b/>
                 <w:iCs/>
+                <w:color w:val="000000" w:themeColor="text1"/>
                 <w:sz w:val="24"/>
                 <w:szCs w:val="24"/>
               </w:rPr>
@@ -1158,6 +851,7 @@
                 <w:rFonts w:ascii="Cambria" w:hAnsi="Cambria"/>
                 <w:b/>
                 <w:iCs/>
+                <w:color w:val="000000" w:themeColor="text1"/>
               </w:rPr>
               <w:t>No</w:t>
             </w:r>
@@ -1183,6 +877,7 @@
                 <w:rFonts w:ascii="Cambria" w:hAnsi="Cambria"/>
                 <w:b/>
                 <w:iCs/>
+                <w:color w:val="000000" w:themeColor="text1"/>
                 <w:sz w:val="24"/>
                 <w:szCs w:val="24"/>
               </w:rPr>
@@ -1192,142 +887,11 @@
                 <w:rFonts w:ascii="Cambria" w:hAnsi="Cambria"/>
                 <w:b/>
                 <w:iCs/>
+                <w:color w:val="000000" w:themeColor="text1"/>
                 <w:sz w:val="24"/>
                 <w:szCs w:val="24"/>
               </w:rPr>
-              <w:t xml:space="preserve">Detail </w:t>
-            </w:r>
-            <w:proofErr w:type="spellStart"/>
-            <w:r>
-              <w:rPr>
-                <w:rFonts w:ascii="Cambria" w:hAnsi="Cambria"/>
-                <w:b/>
-                <w:iCs/>
-                <w:sz w:val="24"/>
-                <w:szCs w:val="24"/>
-              </w:rPr>
-              <w:t>Penilaian</w:t>
-            </w:r>
-            <w:proofErr w:type="spellEnd"/>
-            <w:r>
-              <w:rPr>
-                <w:rFonts w:ascii="Cambria" w:hAnsi="Cambria"/>
-                <w:b/>
-                <w:iCs/>
-                <w:sz w:val="24"/>
-                <w:szCs w:val="24"/>
-              </w:rPr>
-              <w:t xml:space="preserve"> (</w:t>
-            </w:r>
-            <w:proofErr w:type="spellStart"/>
-            <w:r>
-              <w:rPr>
-                <w:rFonts w:ascii="Cambria" w:hAnsi="Cambria"/>
-                <w:b/>
-                <w:iCs/>
-                <w:sz w:val="24"/>
-                <w:szCs w:val="24"/>
-              </w:rPr>
-              <w:t>lingkari</w:t>
-            </w:r>
-            <w:proofErr w:type="spellEnd"/>
-            <w:r>
-              <w:rPr>
-                <w:rFonts w:ascii="Cambria" w:hAnsi="Cambria"/>
-                <w:b/>
-                <w:iCs/>
-                <w:sz w:val="24"/>
-                <w:szCs w:val="24"/>
-              </w:rPr>
-              <w:t xml:space="preserve"> yang </w:t>
-            </w:r>
-            <w:proofErr w:type="spellStart"/>
-            <w:r>
-              <w:rPr>
-                <w:rFonts w:ascii="Cambria" w:hAnsi="Cambria"/>
-                <w:b/>
-                <w:iCs/>
-                <w:sz w:val="24"/>
-                <w:szCs w:val="24"/>
-              </w:rPr>
-              <w:t>sesuai</w:t>
-            </w:r>
-            <w:proofErr w:type="spellEnd"/>
-            <w:r>
-              <w:rPr>
-                <w:rFonts w:ascii="Cambria" w:hAnsi="Cambria"/>
-                <w:b/>
-                <w:iCs/>
-                <w:sz w:val="24"/>
-                <w:szCs w:val="24"/>
-              </w:rPr>
-              <w:t xml:space="preserve">, </w:t>
-            </w:r>
-            <w:proofErr w:type="spellStart"/>
-            <w:r>
-              <w:rPr>
-                <w:rFonts w:ascii="Cambria" w:hAnsi="Cambria"/>
-                <w:b/>
-                <w:iCs/>
-                <w:sz w:val="24"/>
-                <w:szCs w:val="24"/>
-              </w:rPr>
-              <w:t>skor</w:t>
-            </w:r>
-            <w:proofErr w:type="spellEnd"/>
-            <w:r>
-              <w:rPr>
-                <w:rFonts w:ascii="Cambria" w:hAnsi="Cambria"/>
-                <w:b/>
-                <w:iCs/>
-                <w:sz w:val="24"/>
-                <w:szCs w:val="24"/>
-              </w:rPr>
-              <w:t xml:space="preserve"> </w:t>
-            </w:r>
-            <w:proofErr w:type="spellStart"/>
-            <w:r>
-              <w:rPr>
-                <w:rFonts w:ascii="Cambria" w:hAnsi="Cambria"/>
-                <w:b/>
-                <w:iCs/>
-                <w:sz w:val="24"/>
-                <w:szCs w:val="24"/>
-              </w:rPr>
-              <w:t>maksimum</w:t>
-            </w:r>
-            <w:proofErr w:type="spellEnd"/>
-            <w:r>
-              <w:rPr>
-                <w:rFonts w:ascii="Cambria" w:hAnsi="Cambria"/>
-                <w:b/>
-                <w:iCs/>
-                <w:sz w:val="24"/>
-                <w:szCs w:val="24"/>
-              </w:rPr>
-              <w:t xml:space="preserve"> </w:t>
-            </w:r>
-            <w:proofErr w:type="spellStart"/>
-            <w:r>
-              <w:rPr>
-                <w:rFonts w:ascii="Cambria" w:hAnsi="Cambria"/>
-                <w:b/>
-                <w:iCs/>
-                <w:sz w:val="24"/>
-                <w:szCs w:val="24"/>
-              </w:rPr>
-              <w:t>adalah</w:t>
-            </w:r>
-            <w:proofErr w:type="spellEnd"/>
-            <w:r>
-              <w:rPr>
-                <w:rFonts w:ascii="Cambria" w:hAnsi="Cambria"/>
-                <w:b/>
-                <w:iCs/>
-                <w:sz w:val="24"/>
-                <w:szCs w:val="24"/>
-              </w:rPr>
-              <w:t xml:space="preserve"> 5)</w:t>
+              <w:t>Detail Penilaian (lingkari yang sesuai, skor maksimum adalah 5)</w:t>
             </w:r>
           </w:p>
         </w:tc>
@@ -1354,6 +918,7 @@
               <w:rPr>
                 <w:rFonts w:ascii="Egyptienne F LT Std" w:hAnsi="Egyptienne F LT Std"/>
                 <w:b/>
+                <w:color w:val="000000" w:themeColor="text1"/>
                 <w:sz w:val="20"/>
                 <w:szCs w:val="20"/>
               </w:rPr>
@@ -1362,6 +927,7 @@
               <w:rPr>
                 <w:rFonts w:ascii="Egyptienne F LT Std" w:hAnsi="Egyptienne F LT Std"/>
                 <w:b/>
+                <w:color w:val="000000" w:themeColor="text1"/>
                 <w:sz w:val="20"/>
                 <w:szCs w:val="20"/>
               </w:rPr>
@@ -1388,7 +954,7 @@
               <w:rPr>
                 <w:rFonts w:ascii="Cambria" w:hAnsi="Cambria"/>
                 <w:b/>
-                <w:color w:val="FF0000"/>
+                <w:color w:val="000000" w:themeColor="text1"/>
                 <w:sz w:val="21"/>
                 <w:szCs w:val="21"/>
               </w:rPr>
@@ -1397,67 +963,52 @@
               <w:rPr>
                 <w:rFonts w:ascii="Cambria" w:hAnsi="Cambria"/>
                 <w:b/>
-                <w:color w:val="FF0000"/>
+                <w:color w:val="000000" w:themeColor="text1"/>
                 <w:sz w:val="21"/>
                 <w:szCs w:val="21"/>
               </w:rPr>
-              <w:t xml:space="preserve">Nama </w:t>
-            </w:r>
-            <w:proofErr w:type="spellStart"/>
-            <w:r>
-              <w:rPr>
-                <w:rFonts w:ascii="Cambria" w:hAnsi="Cambria"/>
-                <w:b/>
-                <w:color w:val="FF0000"/>
-                <w:sz w:val="21"/>
-                <w:szCs w:val="21"/>
-              </w:rPr>
-              <w:t>penilaian</w:t>
-            </w:r>
-            <w:proofErr w:type="spellEnd"/>
-          </w:p>
-          <w:p>
-            <w:pPr>
-              <w:spacing w:after="0" w:line="240" w:lineRule="auto"/>
-              <w:rPr>
-                <w:rFonts w:ascii="Cambria" w:hAnsi="Cambria"/>
-                <w:color w:val="FF0000"/>
+              <w:t>Nama penilaian</w:t>
+            </w:r>
+          </w:p>
+          <w:p>
+            <w:pPr>
+              <w:spacing w:after="0" w:line="240" w:lineRule="auto"/>
+              <w:rPr>
+                <w:rFonts w:ascii="Cambria" w:hAnsi="Cambria"/>
+                <w:color w:val="000000" w:themeColor="text1"/>
                 <w:sz w:val="18"/>
                 <w:szCs w:val="20"/>
               </w:rPr>
             </w:pPr>
-            <w:proofErr w:type="spellStart"/>
-            <w:r>
-              <w:rPr>
-                <w:rFonts w:ascii="Cambria" w:hAnsi="Cambria"/>
-                <w:color w:val="FF0000"/>
+            <w:r>
+              <w:rPr>
+                <w:rFonts w:ascii="Cambria" w:hAnsi="Cambria"/>
+                <w:color w:val="000000" w:themeColor="text1"/>
                 <w:sz w:val="18"/>
                 <w:szCs w:val="20"/>
               </w:rPr>
               <w:t>Keterangan</w:t>
             </w:r>
-            <w:proofErr w:type="spellEnd"/>
           </w:p>
           <w:p>
             <w:pPr>
               <w:spacing w:after="0" w:line="240" w:lineRule="auto"/>
               <w:rPr>
                 <w:rFonts w:ascii="Egyptienne F LT Std" w:hAnsi="Egyptienne F LT Std"/>
+                <w:color w:val="000000" w:themeColor="text1"/>
                 <w:sz w:val="18"/>
                 <w:szCs w:val="20"/>
               </w:rPr>
             </w:pPr>
-            <w:proofErr w:type="spellStart"/>
-            <w:r>
-              <w:rPr>
-                <w:rFonts w:ascii="Cambria" w:hAnsi="Cambria"/>
-                <w:color w:val="FF0000"/>
+            <w:r>
+              <w:rPr>
+                <w:rFonts w:ascii="Cambria" w:hAnsi="Cambria"/>
+                <w:color w:val="000000" w:themeColor="text1"/>
                 <w:sz w:val="18"/>
                 <w:szCs w:val="20"/>
               </w:rPr>
               <w:t>catatan</w:t>
             </w:r>
-            <w:proofErr w:type="spellEnd"/>
           </w:p>
         </w:tc>
         <w:tc>
@@ -1479,22 +1030,21 @@
               <w:rPr>
                 <w:rFonts w:ascii="Cambria" w:hAnsi="Cambria"/>
                 <w:b/>
+                <w:color w:val="000000" w:themeColor="text1"/>
                 <w:sz w:val="24"/>
                 <w:szCs w:val="24"/>
               </w:rPr>
             </w:pPr>
-            <w:proofErr w:type="spellStart"/>
-            <w:r>
-              <w:rPr>
-                <w:rFonts w:ascii="Cambria" w:hAnsi="Cambria"/>
-                <w:b/>
-                <w:color w:val="FF0000"/>
+            <w:r>
+              <w:rPr>
+                <w:rFonts w:ascii="Cambria" w:hAnsi="Cambria"/>
+                <w:b/>
+                <w:color w:val="000000" w:themeColor="text1"/>
                 <w:sz w:val="24"/>
                 <w:szCs w:val="24"/>
               </w:rPr>
               <w:t>nilai</w:t>
             </w:r>
-            <w:proofErr w:type="spellEnd"/>
           </w:p>
         </w:tc>
       </w:tr>
@@ -1520,13 +1070,15 @@
               <w:rPr>
                 <w:rFonts w:ascii="Cambria" w:hAnsi="Cambria"/>
                 <w:b/>
-                <w:szCs w:val="24"/>
-              </w:rPr>
-            </w:pPr>
-            <w:r>
-              <w:rPr>
-                <w:rFonts w:ascii="Cambria" w:hAnsi="Cambria"/>
-                <w:b/>
+                <w:color w:val="000000" w:themeColor="text1"/>
+                <w:szCs w:val="24"/>
+              </w:rPr>
+            </w:pPr>
+            <w:r>
+              <w:rPr>
+                <w:rFonts w:ascii="Cambria" w:hAnsi="Cambria"/>
+                <w:b/>
+                <w:color w:val="000000" w:themeColor="text1"/>
                 <w:szCs w:val="24"/>
               </w:rPr>
               <w:t>2</w:t>
@@ -1552,7 +1104,7 @@
               <w:rPr>
                 <w:rFonts w:ascii="Cambria" w:hAnsi="Cambria"/>
                 <w:b/>
-                <w:color w:val="FF0000"/>
+                <w:color w:val="000000" w:themeColor="text1"/>
                 <w:sz w:val="21"/>
                 <w:szCs w:val="21"/>
               </w:rPr>
@@ -1561,67 +1113,52 @@
               <w:rPr>
                 <w:rFonts w:ascii="Cambria" w:hAnsi="Cambria"/>
                 <w:b/>
-                <w:color w:val="FF0000"/>
+                <w:color w:val="000000" w:themeColor="text1"/>
                 <w:sz w:val="21"/>
                 <w:szCs w:val="21"/>
               </w:rPr>
-              <w:t xml:space="preserve">Nama </w:t>
-            </w:r>
-            <w:proofErr w:type="spellStart"/>
-            <w:r>
-              <w:rPr>
-                <w:rFonts w:ascii="Cambria" w:hAnsi="Cambria"/>
-                <w:b/>
-                <w:color w:val="FF0000"/>
-                <w:sz w:val="21"/>
-                <w:szCs w:val="21"/>
-              </w:rPr>
-              <w:t>penilaian</w:t>
-            </w:r>
-            <w:proofErr w:type="spellEnd"/>
-          </w:p>
-          <w:p>
-            <w:pPr>
-              <w:spacing w:after="0" w:line="240" w:lineRule="auto"/>
-              <w:rPr>
-                <w:rFonts w:ascii="Cambria" w:hAnsi="Cambria"/>
-                <w:color w:val="FF0000"/>
+              <w:t>Nama penilaian</w:t>
+            </w:r>
+          </w:p>
+          <w:p>
+            <w:pPr>
+              <w:spacing w:after="0" w:line="240" w:lineRule="auto"/>
+              <w:rPr>
+                <w:rFonts w:ascii="Cambria" w:hAnsi="Cambria"/>
+                <w:color w:val="000000" w:themeColor="text1"/>
                 <w:sz w:val="18"/>
                 <w:szCs w:val="20"/>
               </w:rPr>
             </w:pPr>
-            <w:proofErr w:type="spellStart"/>
-            <w:r>
-              <w:rPr>
-                <w:rFonts w:ascii="Cambria" w:hAnsi="Cambria"/>
-                <w:color w:val="FF0000"/>
+            <w:r>
+              <w:rPr>
+                <w:rFonts w:ascii="Cambria" w:hAnsi="Cambria"/>
+                <w:color w:val="000000" w:themeColor="text1"/>
                 <w:sz w:val="18"/>
                 <w:szCs w:val="20"/>
               </w:rPr>
               <w:t>Keterangan</w:t>
             </w:r>
-            <w:proofErr w:type="spellEnd"/>
-          </w:p>
-          <w:p>
-            <w:pPr>
-              <w:spacing w:after="0" w:line="240" w:lineRule="auto"/>
-              <w:rPr>
-                <w:rFonts w:ascii="Cambria" w:hAnsi="Cambria"/>
-                <w:b/>
-                <w:szCs w:val="24"/>
-              </w:rPr>
-            </w:pPr>
-            <w:proofErr w:type="spellStart"/>
-            <w:r>
-              <w:rPr>
-                <w:rFonts w:ascii="Cambria" w:hAnsi="Cambria"/>
-                <w:color w:val="FF0000"/>
+          </w:p>
+          <w:p>
+            <w:pPr>
+              <w:spacing w:after="0" w:line="240" w:lineRule="auto"/>
+              <w:rPr>
+                <w:rFonts w:ascii="Cambria" w:hAnsi="Cambria"/>
+                <w:b/>
+                <w:color w:val="000000" w:themeColor="text1"/>
+                <w:szCs w:val="24"/>
+              </w:rPr>
+            </w:pPr>
+            <w:r>
+              <w:rPr>
+                <w:rFonts w:ascii="Cambria" w:hAnsi="Cambria"/>
+                <w:color w:val="000000" w:themeColor="text1"/>
                 <w:sz w:val="18"/>
                 <w:szCs w:val="20"/>
               </w:rPr>
               <w:t>catatan</w:t>
             </w:r>
-            <w:proofErr w:type="spellEnd"/>
           </w:p>
         </w:tc>
         <w:tc>
@@ -1644,22 +1181,21 @@
               <w:rPr>
                 <w:rFonts w:ascii="Cambria" w:hAnsi="Cambria"/>
                 <w:b/>
+                <w:color w:val="000000" w:themeColor="text1"/>
                 <w:sz w:val="24"/>
                 <w:szCs w:val="24"/>
               </w:rPr>
             </w:pPr>
-            <w:proofErr w:type="spellStart"/>
-            <w:r>
-              <w:rPr>
-                <w:rFonts w:ascii="Cambria" w:hAnsi="Cambria"/>
-                <w:b/>
-                <w:color w:val="FF0000"/>
+            <w:r>
+              <w:rPr>
+                <w:rFonts w:ascii="Cambria" w:hAnsi="Cambria"/>
+                <w:b/>
+                <w:color w:val="000000" w:themeColor="text1"/>
                 <w:sz w:val="24"/>
                 <w:szCs w:val="24"/>
               </w:rPr>
               <w:t>nilai</w:t>
             </w:r>
-            <w:proofErr w:type="spellEnd"/>
           </w:p>
         </w:tc>
       </w:tr>
@@ -1685,13 +1221,15 @@
               <w:rPr>
                 <w:rFonts w:ascii="Cambria" w:hAnsi="Cambria"/>
                 <w:b/>
-                <w:szCs w:val="24"/>
-              </w:rPr>
-            </w:pPr>
-            <w:r>
-              <w:rPr>
-                <w:rFonts w:ascii="Cambria" w:hAnsi="Cambria"/>
-                <w:b/>
+                <w:color w:val="000000" w:themeColor="text1"/>
+                <w:szCs w:val="24"/>
+              </w:rPr>
+            </w:pPr>
+            <w:r>
+              <w:rPr>
+                <w:rFonts w:ascii="Cambria" w:hAnsi="Cambria"/>
+                <w:b/>
+                <w:color w:val="000000" w:themeColor="text1"/>
                 <w:szCs w:val="24"/>
               </w:rPr>
               <w:t>3</w:t>
@@ -1716,7 +1254,7 @@
               <w:rPr>
                 <w:rFonts w:ascii="Cambria" w:hAnsi="Cambria"/>
                 <w:b/>
-                <w:color w:val="FF0000"/>
+                <w:color w:val="000000" w:themeColor="text1"/>
                 <w:sz w:val="21"/>
                 <w:szCs w:val="21"/>
               </w:rPr>
@@ -1725,66 +1263,51 @@
               <w:rPr>
                 <w:rFonts w:ascii="Cambria" w:hAnsi="Cambria"/>
                 <w:b/>
-                <w:color w:val="FF0000"/>
+                <w:color w:val="000000" w:themeColor="text1"/>
                 <w:sz w:val="21"/>
                 <w:szCs w:val="21"/>
               </w:rPr>
-              <w:t xml:space="preserve">Nama </w:t>
-            </w:r>
-            <w:proofErr w:type="spellStart"/>
-            <w:r>
-              <w:rPr>
-                <w:rFonts w:ascii="Cambria" w:hAnsi="Cambria"/>
-                <w:b/>
-                <w:color w:val="FF0000"/>
-                <w:sz w:val="21"/>
-                <w:szCs w:val="21"/>
-              </w:rPr>
-              <w:t>penilaian</w:t>
-            </w:r>
-            <w:proofErr w:type="spellEnd"/>
-          </w:p>
-          <w:p>
-            <w:pPr>
-              <w:spacing w:after="0" w:line="240" w:lineRule="auto"/>
-              <w:rPr>
-                <w:rFonts w:ascii="Cambria" w:hAnsi="Cambria"/>
-                <w:color w:val="FF0000"/>
+              <w:t>Nama penilaian</w:t>
+            </w:r>
+          </w:p>
+          <w:p>
+            <w:pPr>
+              <w:spacing w:after="0" w:line="240" w:lineRule="auto"/>
+              <w:rPr>
+                <w:rFonts w:ascii="Cambria" w:hAnsi="Cambria"/>
+                <w:color w:val="000000" w:themeColor="text1"/>
                 <w:sz w:val="18"/>
                 <w:szCs w:val="20"/>
               </w:rPr>
             </w:pPr>
-            <w:proofErr w:type="spellStart"/>
-            <w:r>
-              <w:rPr>
-                <w:rFonts w:ascii="Cambria" w:hAnsi="Cambria"/>
-                <w:color w:val="FF0000"/>
+            <w:r>
+              <w:rPr>
+                <w:rFonts w:ascii="Cambria" w:hAnsi="Cambria"/>
+                <w:color w:val="000000" w:themeColor="text1"/>
                 <w:sz w:val="18"/>
                 <w:szCs w:val="20"/>
               </w:rPr>
               <w:t>Keterangan</w:t>
             </w:r>
-            <w:proofErr w:type="spellEnd"/>
-          </w:p>
-          <w:p>
-            <w:pPr>
-              <w:spacing w:after="0" w:line="240" w:lineRule="auto"/>
-              <w:rPr>
-                <w:rFonts w:ascii="Cambria" w:hAnsi="Cambria"/>
-                <w:szCs w:val="24"/>
-              </w:rPr>
-            </w:pPr>
-            <w:proofErr w:type="spellStart"/>
-            <w:r>
-              <w:rPr>
-                <w:rFonts w:ascii="Cambria" w:hAnsi="Cambria"/>
-                <w:color w:val="FF0000"/>
+          </w:p>
+          <w:p>
+            <w:pPr>
+              <w:spacing w:after="0" w:line="240" w:lineRule="auto"/>
+              <w:rPr>
+                <w:rFonts w:ascii="Cambria" w:hAnsi="Cambria"/>
+                <w:color w:val="000000" w:themeColor="text1"/>
+                <w:szCs w:val="24"/>
+              </w:rPr>
+            </w:pPr>
+            <w:r>
+              <w:rPr>
+                <w:rFonts w:ascii="Cambria" w:hAnsi="Cambria"/>
+                <w:color w:val="000000" w:themeColor="text1"/>
                 <w:sz w:val="18"/>
                 <w:szCs w:val="20"/>
               </w:rPr>
               <w:t>catatan</w:t>
             </w:r>
-            <w:proofErr w:type="spellEnd"/>
           </w:p>
         </w:tc>
         <w:tc>
@@ -1806,22 +1329,21 @@
               <w:rPr>
                 <w:rFonts w:ascii="Cambria" w:hAnsi="Cambria"/>
                 <w:b/>
+                <w:color w:val="000000" w:themeColor="text1"/>
                 <w:sz w:val="24"/>
                 <w:szCs w:val="24"/>
               </w:rPr>
             </w:pPr>
-            <w:proofErr w:type="spellStart"/>
-            <w:r>
-              <w:rPr>
-                <w:rFonts w:ascii="Cambria" w:hAnsi="Cambria"/>
-                <w:b/>
-                <w:color w:val="FF0000"/>
+            <w:r>
+              <w:rPr>
+                <w:rFonts w:ascii="Cambria" w:hAnsi="Cambria"/>
+                <w:b/>
+                <w:color w:val="000000" w:themeColor="text1"/>
                 <w:sz w:val="24"/>
                 <w:szCs w:val="24"/>
               </w:rPr>
               <w:t>nilai</w:t>
             </w:r>
-            <w:proofErr w:type="spellEnd"/>
           </w:p>
         </w:tc>
       </w:tr>
@@ -1847,13 +1369,15 @@
               <w:rPr>
                 <w:rFonts w:ascii="Cambria" w:hAnsi="Cambria"/>
                 <w:b/>
-                <w:szCs w:val="24"/>
-              </w:rPr>
-            </w:pPr>
-            <w:r>
-              <w:rPr>
-                <w:rFonts w:ascii="Cambria" w:hAnsi="Cambria"/>
-                <w:b/>
+                <w:color w:val="000000" w:themeColor="text1"/>
+                <w:szCs w:val="24"/>
+              </w:rPr>
+            </w:pPr>
+            <w:r>
+              <w:rPr>
+                <w:rFonts w:ascii="Cambria" w:hAnsi="Cambria"/>
+                <w:b/>
+                <w:color w:val="000000" w:themeColor="text1"/>
                 <w:szCs w:val="24"/>
               </w:rPr>
               <w:t>4</w:t>
@@ -1878,7 +1402,7 @@
               <w:rPr>
                 <w:rFonts w:ascii="Cambria" w:hAnsi="Cambria"/>
                 <w:b/>
-                <w:color w:val="FF0000"/>
+                <w:color w:val="000000" w:themeColor="text1"/>
                 <w:sz w:val="21"/>
                 <w:szCs w:val="21"/>
               </w:rPr>
@@ -1887,67 +1411,52 @@
               <w:rPr>
                 <w:rFonts w:ascii="Cambria" w:hAnsi="Cambria"/>
                 <w:b/>
-                <w:color w:val="FF0000"/>
+                <w:color w:val="000000" w:themeColor="text1"/>
                 <w:sz w:val="21"/>
                 <w:szCs w:val="21"/>
               </w:rPr>
-              <w:t xml:space="preserve">Nama </w:t>
-            </w:r>
-            <w:proofErr w:type="spellStart"/>
-            <w:r>
-              <w:rPr>
-                <w:rFonts w:ascii="Cambria" w:hAnsi="Cambria"/>
-                <w:b/>
-                <w:color w:val="FF0000"/>
-                <w:sz w:val="21"/>
-                <w:szCs w:val="21"/>
-              </w:rPr>
-              <w:t>penilaian</w:t>
-            </w:r>
-            <w:proofErr w:type="spellEnd"/>
-          </w:p>
-          <w:p>
-            <w:pPr>
-              <w:spacing w:after="0" w:line="240" w:lineRule="auto"/>
-              <w:rPr>
-                <w:rFonts w:ascii="Cambria" w:hAnsi="Cambria"/>
-                <w:color w:val="FF0000"/>
+              <w:t>Nama penilaian</w:t>
+            </w:r>
+          </w:p>
+          <w:p>
+            <w:pPr>
+              <w:spacing w:after="0" w:line="240" w:lineRule="auto"/>
+              <w:rPr>
+                <w:rFonts w:ascii="Cambria" w:hAnsi="Cambria"/>
+                <w:color w:val="000000" w:themeColor="text1"/>
                 <w:sz w:val="18"/>
                 <w:szCs w:val="20"/>
               </w:rPr>
             </w:pPr>
-            <w:proofErr w:type="spellStart"/>
-            <w:r>
-              <w:rPr>
-                <w:rFonts w:ascii="Cambria" w:hAnsi="Cambria"/>
-                <w:color w:val="FF0000"/>
+            <w:r>
+              <w:rPr>
+                <w:rFonts w:ascii="Cambria" w:hAnsi="Cambria"/>
+                <w:color w:val="000000" w:themeColor="text1"/>
                 <w:sz w:val="18"/>
                 <w:szCs w:val="20"/>
               </w:rPr>
               <w:t>Keterangan</w:t>
             </w:r>
-            <w:proofErr w:type="spellEnd"/>
-          </w:p>
-          <w:p>
-            <w:pPr>
-              <w:spacing w:after="0" w:line="240" w:lineRule="auto"/>
-              <w:rPr>
-                <w:rFonts w:ascii="Cambria" w:hAnsi="Cambria"/>
-                <w:b/>
-                <w:szCs w:val="24"/>
-              </w:rPr>
-            </w:pPr>
-            <w:proofErr w:type="spellStart"/>
-            <w:r>
-              <w:rPr>
-                <w:rFonts w:ascii="Cambria" w:hAnsi="Cambria"/>
-                <w:color w:val="FF0000"/>
+          </w:p>
+          <w:p>
+            <w:pPr>
+              <w:spacing w:after="0" w:line="240" w:lineRule="auto"/>
+              <w:rPr>
+                <w:rFonts w:ascii="Cambria" w:hAnsi="Cambria"/>
+                <w:b/>
+                <w:color w:val="000000" w:themeColor="text1"/>
+                <w:szCs w:val="24"/>
+              </w:rPr>
+            </w:pPr>
+            <w:r>
+              <w:rPr>
+                <w:rFonts w:ascii="Cambria" w:hAnsi="Cambria"/>
+                <w:color w:val="000000" w:themeColor="text1"/>
                 <w:sz w:val="18"/>
                 <w:szCs w:val="20"/>
               </w:rPr>
               <w:t>catatan</w:t>
             </w:r>
-            <w:proofErr w:type="spellEnd"/>
           </w:p>
         </w:tc>
         <w:tc>
@@ -1969,22 +1478,21 @@
               <w:rPr>
                 <w:rFonts w:ascii="Cambria" w:hAnsi="Cambria"/>
                 <w:b/>
+                <w:color w:val="000000" w:themeColor="text1"/>
                 <w:sz w:val="24"/>
                 <w:szCs w:val="24"/>
               </w:rPr>
             </w:pPr>
-            <w:proofErr w:type="spellStart"/>
-            <w:r>
-              <w:rPr>
-                <w:rFonts w:ascii="Cambria" w:hAnsi="Cambria"/>
-                <w:b/>
-                <w:color w:val="FF0000"/>
+            <w:r>
+              <w:rPr>
+                <w:rFonts w:ascii="Cambria" w:hAnsi="Cambria"/>
+                <w:b/>
+                <w:color w:val="000000" w:themeColor="text1"/>
                 <w:sz w:val="24"/>
                 <w:szCs w:val="24"/>
               </w:rPr>
               <w:t>nilai</w:t>
             </w:r>
-            <w:proofErr w:type="spellEnd"/>
           </w:p>
         </w:tc>
       </w:tr>
@@ -2010,13 +1518,15 @@
               <w:rPr>
                 <w:rFonts w:ascii="Cambria" w:hAnsi="Cambria"/>
                 <w:b/>
-                <w:szCs w:val="24"/>
-              </w:rPr>
-            </w:pPr>
-            <w:r>
-              <w:rPr>
-                <w:rFonts w:ascii="Cambria" w:hAnsi="Cambria"/>
-                <w:b/>
+                <w:color w:val="000000" w:themeColor="text1"/>
+                <w:szCs w:val="24"/>
+              </w:rPr>
+            </w:pPr>
+            <w:r>
+              <w:rPr>
+                <w:rFonts w:ascii="Cambria" w:hAnsi="Cambria"/>
+                <w:b/>
+                <w:color w:val="000000" w:themeColor="text1"/>
                 <w:szCs w:val="24"/>
               </w:rPr>
               <w:t>5</w:t>
@@ -2042,7 +1552,7 @@
               <w:rPr>
                 <w:rFonts w:ascii="Cambria" w:hAnsi="Cambria"/>
                 <w:b/>
-                <w:color w:val="FF0000"/>
+                <w:color w:val="000000" w:themeColor="text1"/>
                 <w:sz w:val="21"/>
                 <w:szCs w:val="21"/>
               </w:rPr>
@@ -2051,67 +1561,52 @@
               <w:rPr>
                 <w:rFonts w:ascii="Cambria" w:hAnsi="Cambria"/>
                 <w:b/>
-                <w:color w:val="FF0000"/>
+                <w:color w:val="000000" w:themeColor="text1"/>
                 <w:sz w:val="21"/>
                 <w:szCs w:val="21"/>
               </w:rPr>
-              <w:t xml:space="preserve">Nama </w:t>
-            </w:r>
-            <w:proofErr w:type="spellStart"/>
-            <w:r>
-              <w:rPr>
-                <w:rFonts w:ascii="Cambria" w:hAnsi="Cambria"/>
-                <w:b/>
-                <w:color w:val="FF0000"/>
-                <w:sz w:val="21"/>
-                <w:szCs w:val="21"/>
-              </w:rPr>
-              <w:t>penilaian</w:t>
-            </w:r>
-            <w:proofErr w:type="spellEnd"/>
-          </w:p>
-          <w:p>
-            <w:pPr>
-              <w:spacing w:after="0" w:line="240" w:lineRule="auto"/>
-              <w:rPr>
-                <w:rFonts w:ascii="Cambria" w:hAnsi="Cambria"/>
-                <w:color w:val="FF0000"/>
+              <w:t>Nama penilaian</w:t>
+            </w:r>
+          </w:p>
+          <w:p>
+            <w:pPr>
+              <w:spacing w:after="0" w:line="240" w:lineRule="auto"/>
+              <w:rPr>
+                <w:rFonts w:ascii="Cambria" w:hAnsi="Cambria"/>
+                <w:color w:val="000000" w:themeColor="text1"/>
                 <w:sz w:val="18"/>
                 <w:szCs w:val="20"/>
               </w:rPr>
             </w:pPr>
-            <w:proofErr w:type="spellStart"/>
-            <w:r>
-              <w:rPr>
-                <w:rFonts w:ascii="Cambria" w:hAnsi="Cambria"/>
-                <w:color w:val="FF0000"/>
+            <w:r>
+              <w:rPr>
+                <w:rFonts w:ascii="Cambria" w:hAnsi="Cambria"/>
+                <w:color w:val="000000" w:themeColor="text1"/>
                 <w:sz w:val="18"/>
                 <w:szCs w:val="20"/>
               </w:rPr>
               <w:t>Keterangan</w:t>
             </w:r>
-            <w:proofErr w:type="spellEnd"/>
-          </w:p>
-          <w:p>
-            <w:pPr>
-              <w:spacing w:after="0" w:line="240" w:lineRule="auto"/>
-              <w:rPr>
-                <w:rFonts w:ascii="Cambria" w:hAnsi="Cambria"/>
+          </w:p>
+          <w:p>
+            <w:pPr>
+              <w:spacing w:after="0" w:line="240" w:lineRule="auto"/>
+              <w:rPr>
+                <w:rFonts w:ascii="Cambria" w:hAnsi="Cambria"/>
+                <w:color w:val="000000" w:themeColor="text1"/>
                 <w:sz w:val="18"/>
                 <w:szCs w:val="18"/>
               </w:rPr>
             </w:pPr>
-            <w:proofErr w:type="spellStart"/>
-            <w:r>
-              <w:rPr>
-                <w:rFonts w:ascii="Cambria" w:hAnsi="Cambria"/>
-                <w:color w:val="FF0000"/>
+            <w:r>
+              <w:rPr>
+                <w:rFonts w:ascii="Cambria" w:hAnsi="Cambria"/>
+                <w:color w:val="000000" w:themeColor="text1"/>
                 <w:sz w:val="18"/>
                 <w:szCs w:val="20"/>
               </w:rPr>
               <w:t>catatan</w:t>
             </w:r>
-            <w:proofErr w:type="spellEnd"/>
           </w:p>
         </w:tc>
         <w:tc>
@@ -2133,6 +1628,7 @@
               <w:rPr>
                 <w:rFonts w:ascii="Cambria" w:hAnsi="Cambria"/>
                 <w:b/>
+                <w:color w:val="000000" w:themeColor="text1"/>
                 <w:sz w:val="24"/>
                 <w:szCs w:val="24"/>
               </w:rPr>
@@ -2141,7 +1637,7 @@
               <w:rPr>
                 <w:rFonts w:ascii="Cambria" w:hAnsi="Cambria"/>
                 <w:b/>
-                <w:color w:val="FF0000"/>
+                <w:color w:val="000000" w:themeColor="text1"/>
                 <w:sz w:val="24"/>
                 <w:szCs w:val="24"/>
               </w:rPr>
@@ -2172,13 +1668,15 @@
               <w:rPr>
                 <w:rFonts w:ascii="Cambria" w:hAnsi="Cambria"/>
                 <w:b/>
-                <w:szCs w:val="24"/>
-              </w:rPr>
-            </w:pPr>
-            <w:r>
-              <w:rPr>
-                <w:rFonts w:ascii="Cambria" w:hAnsi="Cambria"/>
-                <w:b/>
+                <w:color w:val="000000" w:themeColor="text1"/>
+                <w:szCs w:val="24"/>
+              </w:rPr>
+            </w:pPr>
+            <w:r>
+              <w:rPr>
+                <w:rFonts w:ascii="Cambria" w:hAnsi="Cambria"/>
+                <w:b/>
+                <w:color w:val="000000" w:themeColor="text1"/>
                 <w:szCs w:val="24"/>
               </w:rPr>
               <w:t>6</w:t>
@@ -2203,7 +1701,7 @@
               <w:rPr>
                 <w:rFonts w:ascii="Cambria" w:hAnsi="Cambria"/>
                 <w:b/>
-                <w:color w:val="FF0000"/>
+                <w:color w:val="000000" w:themeColor="text1"/>
                 <w:sz w:val="21"/>
                 <w:szCs w:val="21"/>
               </w:rPr>
@@ -2212,67 +1710,52 @@
               <w:rPr>
                 <w:rFonts w:ascii="Cambria" w:hAnsi="Cambria"/>
                 <w:b/>
-                <w:color w:val="FF0000"/>
+                <w:color w:val="000000" w:themeColor="text1"/>
                 <w:sz w:val="21"/>
                 <w:szCs w:val="21"/>
               </w:rPr>
-              <w:t xml:space="preserve">Nama </w:t>
-            </w:r>
-            <w:proofErr w:type="spellStart"/>
-            <w:r>
-              <w:rPr>
-                <w:rFonts w:ascii="Cambria" w:hAnsi="Cambria"/>
-                <w:b/>
-                <w:color w:val="FF0000"/>
-                <w:sz w:val="21"/>
-                <w:szCs w:val="21"/>
-              </w:rPr>
-              <w:t>penilaian</w:t>
-            </w:r>
-            <w:proofErr w:type="spellEnd"/>
-          </w:p>
-          <w:p>
-            <w:pPr>
-              <w:spacing w:after="0" w:line="240" w:lineRule="auto"/>
-              <w:rPr>
-                <w:rFonts w:ascii="Cambria" w:hAnsi="Cambria"/>
-                <w:color w:val="FF0000"/>
+              <w:t>Nama penilaian</w:t>
+            </w:r>
+          </w:p>
+          <w:p>
+            <w:pPr>
+              <w:spacing w:after="0" w:line="240" w:lineRule="auto"/>
+              <w:rPr>
+                <w:rFonts w:ascii="Cambria" w:hAnsi="Cambria"/>
+                <w:color w:val="000000" w:themeColor="text1"/>
                 <w:sz w:val="18"/>
                 <w:szCs w:val="20"/>
               </w:rPr>
             </w:pPr>
-            <w:proofErr w:type="spellStart"/>
-            <w:r>
-              <w:rPr>
-                <w:rFonts w:ascii="Cambria" w:hAnsi="Cambria"/>
-                <w:color w:val="FF0000"/>
+            <w:r>
+              <w:rPr>
+                <w:rFonts w:ascii="Cambria" w:hAnsi="Cambria"/>
+                <w:color w:val="000000" w:themeColor="text1"/>
                 <w:sz w:val="18"/>
                 <w:szCs w:val="20"/>
               </w:rPr>
               <w:t>Keterangan</w:t>
             </w:r>
-            <w:proofErr w:type="spellEnd"/>
-          </w:p>
-          <w:p>
-            <w:pPr>
-              <w:spacing w:after="0" w:line="240" w:lineRule="auto"/>
-              <w:rPr>
-                <w:rFonts w:ascii="Cambria" w:hAnsi="Cambria"/>
-                <w:b/>
-                <w:szCs w:val="24"/>
-              </w:rPr>
-            </w:pPr>
-            <w:proofErr w:type="spellStart"/>
-            <w:r>
-              <w:rPr>
-                <w:rFonts w:ascii="Cambria" w:hAnsi="Cambria"/>
-                <w:color w:val="FF0000"/>
+          </w:p>
+          <w:p>
+            <w:pPr>
+              <w:spacing w:after="0" w:line="240" w:lineRule="auto"/>
+              <w:rPr>
+                <w:rFonts w:ascii="Cambria" w:hAnsi="Cambria"/>
+                <w:b/>
+                <w:color w:val="000000" w:themeColor="text1"/>
+                <w:szCs w:val="24"/>
+              </w:rPr>
+            </w:pPr>
+            <w:r>
+              <w:rPr>
+                <w:rFonts w:ascii="Cambria" w:hAnsi="Cambria"/>
+                <w:color w:val="000000" w:themeColor="text1"/>
                 <w:sz w:val="18"/>
                 <w:szCs w:val="20"/>
               </w:rPr>
               <w:t>catatan</w:t>
             </w:r>
-            <w:proofErr w:type="spellEnd"/>
           </w:p>
         </w:tc>
         <w:tc>
@@ -2293,148 +1776,158 @@
                 <w:rFonts w:ascii="Cambria" w:hAnsi="Cambria"/>
                 <w:b/>
                 <w:bCs/>
+                <w:color w:val="000000" w:themeColor="text1"/>
                 <w:sz w:val="24"/>
                 <w:szCs w:val="24"/>
-              </w:rPr>
-            </w:pPr>
-          </w:p>
-          <w:p>
-            <w:pPr>
-              <w:spacing w:after="0" w:line="240" w:lineRule="auto"/>
-              <w:rPr>
-                <w:rFonts w:ascii="Cambria" w:hAnsi="Cambria"/>
-                <w:szCs w:val="24"/>
-              </w:rPr>
-            </w:pPr>
-            <w:proofErr w:type="spellStart"/>
-            <w:r>
-              <w:rPr>
-                <w:rFonts w:ascii="Cambria" w:hAnsi="Cambria"/>
-                <w:b/>
-                <w:bCs/>
-                <w:szCs w:val="24"/>
-              </w:rPr>
-              <w:t>Tanggal</w:t>
-            </w:r>
-            <w:proofErr w:type="spellEnd"/>
-            <w:r>
-              <w:rPr>
-                <w:rFonts w:ascii="Cambria" w:hAnsi="Cambria"/>
-                <w:b/>
-                <w:bCs/>
-                <w:szCs w:val="24"/>
-              </w:rPr>
-              <w:t xml:space="preserve"> </w:t>
-            </w:r>
-            <w:proofErr w:type="spellStart"/>
-            <w:r>
-              <w:rPr>
-                <w:rFonts w:ascii="Cambria" w:hAnsi="Cambria"/>
-                <w:b/>
-                <w:bCs/>
-                <w:szCs w:val="24"/>
-              </w:rPr>
-              <w:t>penilaian</w:t>
-            </w:r>
-            <w:proofErr w:type="spellEnd"/>
-            <w:r>
-              <w:rPr>
-                <w:rFonts w:ascii="Cambria" w:hAnsi="Cambria"/>
-                <w:b/>
-                <w:bCs/>
-                <w:szCs w:val="24"/>
-              </w:rPr>
-              <w:t xml:space="preserve">: </w:t>
-            </w:r>
-          </w:p>
-          <w:p>
-            <w:pPr>
-              <w:spacing w:after="0" w:line="240" w:lineRule="auto"/>
-              <w:rPr>
-                <w:rFonts w:ascii="Cambria" w:hAnsi="Cambria"/>
-                <w:b/>
-                <w:bCs/>
-                <w:color w:val="FF0000"/>
-                <w:szCs w:val="24"/>
-              </w:rPr>
-            </w:pPr>
-            <w:r>
-              <w:rPr>
-                <w:rFonts w:ascii="Cambria" w:hAnsi="Cambria"/>
-                <w:b/>
-                <w:bCs/>
-                <w:color w:val="FF0000"/>
-                <w:szCs w:val="24"/>
+                <w:lang w:val="fi-FI"/>
+              </w:rPr>
+            </w:pPr>
+          </w:p>
+          <w:p>
+            <w:pPr>
+              <w:spacing w:after="0" w:line="240" w:lineRule="auto"/>
+              <w:rPr>
+                <w:rFonts w:ascii="Cambria" w:hAnsi="Cambria"/>
+                <w:color w:val="000000" w:themeColor="text1"/>
+                <w:szCs w:val="24"/>
+                <w:lang w:val="fi-FI"/>
+              </w:rPr>
+            </w:pPr>
+            <w:r>
+              <w:rPr>
+                <w:rFonts w:ascii="Cambria" w:hAnsi="Cambria"/>
+                <w:b/>
+                <w:bCs/>
+                <w:color w:val="000000" w:themeColor="text1"/>
+                <w:szCs w:val="24"/>
+                <w:lang w:val="fi-FI"/>
+              </w:rPr>
+              <w:t xml:space="preserve">Tanggal penilaian: </w:t>
+            </w:r>
+          </w:p>
+          <w:p>
+            <w:pPr>
+              <w:spacing w:after="0" w:line="240" w:lineRule="auto"/>
+              <w:rPr>
+                <w:rFonts w:ascii="Cambria" w:hAnsi="Cambria"/>
+                <w:b/>
+                <w:bCs/>
+                <w:color w:val="000000" w:themeColor="text1"/>
+                <w:szCs w:val="24"/>
+                <w:lang w:val="fi-FI"/>
+              </w:rPr>
+            </w:pPr>
+            <w:r>
+              <w:rPr>
+                <w:rFonts w:ascii="Cambria" w:hAnsi="Cambria"/>
+                <w:b/>
+                <w:bCs/>
+                <w:color w:val="000000" w:themeColor="text1"/>
+                <w:szCs w:val="24"/>
+                <w:lang w:val="fi-FI"/>
               </w:rPr>
               <w:t xml:space="preserve">Nama </w:t>
             </w:r>
-            <w:proofErr w:type="spellStart"/>
-            <w:r>
-              <w:rPr>
-                <w:rFonts w:ascii="Cambria" w:hAnsi="Cambria"/>
-                <w:b/>
-                <w:bCs/>
-                <w:color w:val="FF0000"/>
-                <w:szCs w:val="24"/>
+            <w:r>
+              <w:rPr>
+                <w:rFonts w:ascii="Cambria" w:hAnsi="Cambria"/>
+                <w:b/>
+                <w:bCs/>
+                <w:color w:val="000000" w:themeColor="text1"/>
+                <w:szCs w:val="24"/>
+                <w:lang w:val="fi-FI"/>
               </w:rPr>
               <w:t>Penilai</w:t>
             </w:r>
-            <w:proofErr w:type="spellEnd"/>
-          </w:p>
-          <w:p>
-            <w:pPr>
-              <w:spacing w:after="0" w:line="240" w:lineRule="auto"/>
-              <w:rPr>
-                <w:rFonts w:ascii="Cambria" w:hAnsi="Cambria"/>
-                <w:b/>
-                <w:bCs/>
+          </w:p>
+          <w:p>
+            <w:pPr>
+              <w:spacing w:after="0" w:line="240" w:lineRule="auto"/>
+              <w:rPr>
+                <w:rFonts w:ascii="Cambria" w:hAnsi="Cambria"/>
+                <w:b/>
+                <w:bCs/>
+                <w:color w:val="000000" w:themeColor="text1"/>
                 <w:sz w:val="20"/>
                 <w:szCs w:val="24"/>
-              </w:rPr>
-            </w:pPr>
-          </w:p>
-          <w:p>
-            <w:pPr>
-              <w:spacing w:after="0" w:line="240" w:lineRule="auto"/>
-              <w:rPr>
-                <w:rFonts w:ascii="Cambria" w:hAnsi="Cambria"/>
-                <w:b/>
-                <w:bCs/>
+                <w:lang w:val="fi-FI"/>
+              </w:rPr>
+            </w:pPr>
+          </w:p>
+          <w:p>
+            <w:pPr>
+              <w:spacing w:after="0" w:line="240" w:lineRule="auto"/>
+              <w:rPr>
+                <w:rFonts w:ascii="Cambria" w:hAnsi="Cambria"/>
+                <w:b/>
+                <w:bCs/>
+                <w:color w:val="000000" w:themeColor="text1"/>
                 <w:sz w:val="20"/>
                 <w:szCs w:val="24"/>
-              </w:rPr>
-            </w:pPr>
-          </w:p>
-          <w:p>
-            <w:pPr>
-              <w:spacing w:after="0" w:line="240" w:lineRule="auto"/>
-              <w:rPr>
-                <w:rFonts w:ascii="Cambria" w:hAnsi="Cambria"/>
-                <w:b/>
-                <w:bCs/>
+                <w:lang w:val="fi-FI"/>
+              </w:rPr>
+            </w:pPr>
+          </w:p>
+          <w:p>
+            <w:pPr>
+              <w:spacing w:after="0" w:line="240" w:lineRule="auto"/>
+              <w:rPr>
+                <w:rFonts w:ascii="Cambria" w:hAnsi="Cambria"/>
+                <w:b/>
+                <w:bCs/>
+                <w:color w:val="000000" w:themeColor="text1"/>
                 <w:sz w:val="20"/>
                 <w:szCs w:val="24"/>
-              </w:rPr>
-            </w:pPr>
-          </w:p>
-          <w:p>
-            <w:pPr>
-              <w:spacing w:after="0" w:line="240" w:lineRule="auto"/>
-              <w:rPr>
-                <w:rFonts w:ascii="Cambria" w:hAnsi="Cambria"/>
-                <w:b/>
-                <w:bCs/>
+                <w:lang w:val="fi-FI"/>
+              </w:rPr>
+            </w:pPr>
+            <w:r>
+              <w:rPr>
+                <w:rFonts w:ascii="Cambria" w:hAnsi="Cambria"/>
+                <w:b/>
+                <w:bCs/>
+                <w:color w:val="000000" w:themeColor="text1"/>
                 <w:sz w:val="20"/>
                 <w:szCs w:val="24"/>
-              </w:rPr>
-            </w:pPr>
-            <w:r>
-              <w:rPr>
-                <w:rFonts w:ascii="Cambria" w:hAnsi="Cambria"/>
-                <w:b/>
-                <w:bCs/>
+                <w:lang w:val="fi-FI"/>
+              </w:rPr>
+              <w:t>T</w:t>
+            </w:r>
+            <w:r>
+              <w:rPr>
+                <w:rFonts w:ascii="Cambria" w:hAnsi="Cambria"/>
+                <w:b/>
+                <w:bCs/>
+                <w:color w:val="000000" w:themeColor="text1"/>
                 <w:sz w:val="20"/>
                 <w:szCs w:val="24"/>
+                <w:lang w:val="fi-FI"/>
+              </w:rPr>
+              <w:t>anda Tangan</w:t>
+            </w:r>
+          </w:p>
+          <w:p>
+            <w:pPr>
+              <w:spacing w:after="0" w:line="240" w:lineRule="auto"/>
+              <w:rPr>
+                <w:rFonts w:ascii="Cambria" w:hAnsi="Cambria"/>
+                <w:b/>
+                <w:bCs/>
+                <w:color w:val="000000" w:themeColor="text1"/>
+                <w:sz w:val="20"/>
+                <w:szCs w:val="24"/>
+                <w:lang w:val="fi-FI"/>
+              </w:rPr>
+            </w:pPr>
+            <w:r>
+              <w:rPr>
+                <w:rFonts w:ascii="Cambria" w:hAnsi="Cambria"/>
+                <w:b/>
+                <w:bCs/>
+                <w:color w:val="000000" w:themeColor="text1"/>
+                <w:sz w:val="20"/>
+                <w:szCs w:val="24"/>
+                <w:lang w:val="fi-FI"/>
               </w:rPr>
               <w:t>_____________________________</w:t>
             </w:r>
@@ -2445,16 +1938,20 @@
               <w:rPr>
                 <w:rFonts w:ascii="Cambria" w:hAnsi="Cambria"/>
                 <w:b/>
+                <w:color w:val="000000" w:themeColor="text1"/>
                 <w:sz w:val="24"/>
                 <w:szCs w:val="24"/>
-              </w:rPr>
-            </w:pPr>
-            <w:r>
-              <w:rPr>
-                <w:rFonts w:ascii="Cambria" w:hAnsi="Cambria"/>
-                <w:b/>
-                <w:bCs/>
-                <w:szCs w:val="24"/>
+                <w:lang w:val="fi-FI"/>
+              </w:rPr>
+            </w:pPr>
+            <w:r>
+              <w:rPr>
+                <w:rFonts w:ascii="Cambria" w:hAnsi="Cambria"/>
+                <w:b/>
+                <w:bCs/>
+                <w:color w:val="000000" w:themeColor="text1"/>
+                <w:szCs w:val="24"/>
+                <w:lang w:val="fi-FI"/>
               </w:rPr>
               <w:t>NIP</w:t>
             </w:r>
@@ -2463,27 +1960,24 @@
                 <w:rFonts w:ascii="Cambria" w:hAnsi="Cambria"/>
                 <w:b/>
                 <w:bCs/>
-                <w:szCs w:val="24"/>
-              </w:rPr>
-              <w:t xml:space="preserve"> </w:t>
-            </w:r>
-            <w:proofErr w:type="spellStart"/>
-            <w:r>
-              <w:rPr>
-                <w:rFonts w:ascii="Cambria" w:hAnsi="Cambria"/>
-                <w:b/>
-                <w:bCs/>
-                <w:color w:val="FF0000"/>
-                <w:szCs w:val="24"/>
-              </w:rPr>
-              <w:t>nip</w:t>
-            </w:r>
-            <w:proofErr w:type="spellEnd"/>
+                <w:color w:val="000000" w:themeColor="text1"/>
+                <w:szCs w:val="24"/>
+                <w:lang w:val="fi-FI"/>
+              </w:rPr>
+              <w:t xml:space="preserve"> nip</w:t>
+            </w:r>
           </w:p>
         </w:tc>
       </w:tr>
     </w:tbl>
-    <w:p/>
+    <w:p>
+      <w:pPr>
+        <w:rPr>
+          <w:color w:val="000000" w:themeColor="text1"/>
+          <w:lang w:val="fi-FI"/>
+        </w:rPr>
+      </w:pPr>
+    </w:p>
     <w:sectPr>
       <w:headerReference w:type="default" r:id="rId6"/>
       <w:pgSz w:w="11906" w:h="16838"/>
@@ -2496,7 +1990,7 @@
 </file>
 
 <file path=word/endnotes.xml><?xml version="1.0" encoding="utf-8"?>
-<w:endnotes xmlns:wpc="http://schemas.microsoft.com/office/word/2010/wordprocessingCanvas" xmlns:cx="http://schemas.microsoft.com/office/drawing/2014/chartex" xmlns:mc="http://schemas.openxmlformats.org/markup-compatibility/2006" xmlns:o="urn:schemas-microsoft-com:office:office" xmlns:r="http://schemas.openxmlformats.org/officeDocument/2006/relationships" xmlns:m="http://schemas.openxmlformats.org/officeDocument/2006/math" xmlns:v="urn:schemas-microsoft-com:vml" xmlns:wp14="http://schemas.microsoft.com/office/word/2010/wordprocessingDrawing" xmlns:wp="http://schemas.openxmlformats.org/drawingml/2006/wordprocessingDrawing" xmlns:w10="urn:schemas-microsoft-com:office:word" xmlns:w="http://schemas.openxmlformats.org/wordprocessingml/2006/main" xmlns:w14="http://schemas.microsoft.com/office/word/2010/wordml" xmlns:w15="http://schemas.microsoft.com/office/word/2012/wordml" xmlns:w16se="http://schemas.microsoft.com/office/word/2015/wordml/symex" xmlns:wpg="http://schemas.microsoft.com/office/word/2010/wordprocessingGroup" xmlns:wpi="http://schemas.microsoft.com/office/word/2010/wordprocessingInk" xmlns:wne="http://schemas.microsoft.com/office/word/2006/wordml" xmlns:wps="http://schemas.microsoft.com/office/word/2010/wordprocessingShape" mc:Ignorable="w14 w15 w16se wp14">
+<w:endnotes xmlns:wpc="http://schemas.microsoft.com/office/word/2010/wordprocessingCanvas" xmlns:cx="http://schemas.microsoft.com/office/drawing/2014/chartex" xmlns:cx1="http://schemas.microsoft.com/office/drawing/2015/9/8/chartex" xmlns:cx2="http://schemas.microsoft.com/office/drawing/2015/10/21/chartex" xmlns:cx3="http://schemas.microsoft.com/office/drawing/2016/5/9/chartex" xmlns:cx4="http://schemas.microsoft.com/office/drawing/2016/5/10/chartex" xmlns:cx5="http://schemas.microsoft.com/office/drawing/2016/5/11/chartex" xmlns:cx6="http://schemas.microsoft.com/office/drawing/2016/5/12/chartex" xmlns:cx7="http://schemas.microsoft.com/office/drawing/2016/5/13/chartex" xmlns:cx8="http://schemas.microsoft.com/office/drawing/2016/5/14/chartex" xmlns:mc="http://schemas.openxmlformats.org/markup-compatibility/2006" xmlns:aink="http://schemas.microsoft.com/office/drawing/2016/ink" xmlns:am3d="http://schemas.microsoft.com/office/drawing/2017/model3d" xmlns:o="urn:schemas-microsoft-com:office:office" xmlns:oel="http://schemas.microsoft.com/office/2019/extlst" xmlns:r="http://schemas.openxmlformats.org/officeDocument/2006/relationships" xmlns:m="http://schemas.openxmlformats.org/officeDocument/2006/math" xmlns:v="urn:schemas-microsoft-com:vml" xmlns:wp14="http://schemas.microsoft.com/office/word/2010/wordprocessingDrawing" xmlns:wp="http://schemas.openxmlformats.org/drawingml/2006/wordprocessingDrawing" xmlns:w10="urn:schemas-microsoft-com:office:word" xmlns:w="http://schemas.openxmlformats.org/wordprocessingml/2006/main" xmlns:w14="http://schemas.microsoft.com/office/word/2010/wordml" xmlns:w15="http://schemas.microsoft.com/office/word/2012/wordml" xmlns:w16cex="http://schemas.microsoft.com/office/word/2018/wordml/cex" xmlns:w16cid="http://schemas.microsoft.com/office/word/2016/wordml/cid" xmlns:w16="http://schemas.microsoft.com/office/word/2018/wordml" xmlns:w16du="http://schemas.microsoft.com/office/word/2023/wordml/word16du" xmlns:w16sdtdh="http://schemas.microsoft.com/office/word/2020/wordml/sdtdatahash" xmlns:w16sdtfl="http://schemas.microsoft.com/office/word/2024/wordml/sdtformatlock" xmlns:w16se="http://schemas.microsoft.com/office/word/2015/wordml/symex" xmlns:wpg="http://schemas.microsoft.com/office/word/2010/wordprocessingGroup" xmlns:wpi="http://schemas.microsoft.com/office/word/2010/wordprocessingInk" xmlns:wne="http://schemas.microsoft.com/office/word/2006/wordml" xmlns:wps="http://schemas.microsoft.com/office/word/2010/wordprocessingShape" mc:Ignorable="w14 w15 w16se w16cid w16 w16cex w16sdtdh w16sdtfl w16du wp14">
   <w:endnote w:type="separator" w:id="-1">
     <w:p>
       <w:pPr>
@@ -2521,7 +2015,7 @@
 </file>
 
 <file path=word/footnotes.xml><?xml version="1.0" encoding="utf-8"?>
-<w:footnotes xmlns:wpc="http://schemas.microsoft.com/office/word/2010/wordprocessingCanvas" xmlns:cx="http://schemas.microsoft.com/office/drawing/2014/chartex" xmlns:mc="http://schemas.openxmlformats.org/markup-compatibility/2006" xmlns:o="urn:schemas-microsoft-com:office:office" xmlns:r="http://schemas.openxmlformats.org/officeDocument/2006/relationships" xmlns:m="http://schemas.openxmlformats.org/officeDocument/2006/math" xmlns:v="urn:schemas-microsoft-com:vml" xmlns:wp14="http://schemas.microsoft.com/office/word/2010/wordprocessingDrawing" xmlns:wp="http://schemas.openxmlformats.org/drawingml/2006/wordprocessingDrawing" xmlns:w10="urn:schemas-microsoft-com:office:word" xmlns:w="http://schemas.openxmlformats.org/wordprocessingml/2006/main" xmlns:w14="http://schemas.microsoft.com/office/word/2010/wordml" xmlns:w15="http://schemas.microsoft.com/office/word/2012/wordml" xmlns:w16se="http://schemas.microsoft.com/office/word/2015/wordml/symex" xmlns:wpg="http://schemas.microsoft.com/office/word/2010/wordprocessingGroup" xmlns:wpi="http://schemas.microsoft.com/office/word/2010/wordprocessingInk" xmlns:wne="http://schemas.microsoft.com/office/word/2006/wordml" xmlns:wps="http://schemas.microsoft.com/office/word/2010/wordprocessingShape" mc:Ignorable="w14 w15 w16se wp14">
+<w:footnotes xmlns:wpc="http://schemas.microsoft.com/office/word/2010/wordprocessingCanvas" xmlns:cx="http://schemas.microsoft.com/office/drawing/2014/chartex" xmlns:cx1="http://schemas.microsoft.com/office/drawing/2015/9/8/chartex" xmlns:cx2="http://schemas.microsoft.com/office/drawing/2015/10/21/chartex" xmlns:cx3="http://schemas.microsoft.com/office/drawing/2016/5/9/chartex" xmlns:cx4="http://schemas.microsoft.com/office/drawing/2016/5/10/chartex" xmlns:cx5="http://schemas.microsoft.com/office/drawing/2016/5/11/chartex" xmlns:cx6="http://schemas.microsoft.com/office/drawing/2016/5/12/chartex" xmlns:cx7="http://schemas.microsoft.com/office/drawing/2016/5/13/chartex" xmlns:cx8="http://schemas.microsoft.com/office/drawing/2016/5/14/chartex" xmlns:mc="http://schemas.openxmlformats.org/markup-compatibility/2006" xmlns:aink="http://schemas.microsoft.com/office/drawing/2016/ink" xmlns:am3d="http://schemas.microsoft.com/office/drawing/2017/model3d" xmlns:o="urn:schemas-microsoft-com:office:office" xmlns:oel="http://schemas.microsoft.com/office/2019/extlst" xmlns:r="http://schemas.openxmlformats.org/officeDocument/2006/relationships" xmlns:m="http://schemas.openxmlformats.org/officeDocument/2006/math" xmlns:v="urn:schemas-microsoft-com:vml" xmlns:wp14="http://schemas.microsoft.com/office/word/2010/wordprocessingDrawing" xmlns:wp="http://schemas.openxmlformats.org/drawingml/2006/wordprocessingDrawing" xmlns:w10="urn:schemas-microsoft-com:office:word" xmlns:w="http://schemas.openxmlformats.org/wordprocessingml/2006/main" xmlns:w14="http://schemas.microsoft.com/office/word/2010/wordml" xmlns:w15="http://schemas.microsoft.com/office/word/2012/wordml" xmlns:w16cex="http://schemas.microsoft.com/office/word/2018/wordml/cex" xmlns:w16cid="http://schemas.microsoft.com/office/word/2016/wordml/cid" xmlns:w16="http://schemas.microsoft.com/office/word/2018/wordml" xmlns:w16du="http://schemas.microsoft.com/office/word/2023/wordml/word16du" xmlns:w16sdtdh="http://schemas.microsoft.com/office/word/2020/wordml/sdtdatahash" xmlns:w16sdtfl="http://schemas.microsoft.com/office/word/2024/wordml/sdtformatlock" xmlns:w16se="http://schemas.microsoft.com/office/word/2015/wordml/symex" xmlns:wpg="http://schemas.microsoft.com/office/word/2010/wordprocessingGroup" xmlns:wpi="http://schemas.microsoft.com/office/word/2010/wordprocessingInk" xmlns:wne="http://schemas.microsoft.com/office/word/2006/wordml" xmlns:wps="http://schemas.microsoft.com/office/word/2010/wordprocessingShape" mc:Ignorable="w14 w15 w16se w16cid w16 w16cex w16sdtdh w16sdtfl w16du wp14">
   <w:footnote w:type="separator" w:id="-1">
     <w:p>
       <w:pPr>
@@ -2546,7 +2040,7 @@
 </file>
 
 <file path=word/header1.xml><?xml version="1.0" encoding="utf-8"?>
-<w:hdr xmlns:wpc="http://schemas.microsoft.com/office/word/2010/wordprocessingCanvas" xmlns:cx="http://schemas.microsoft.com/office/drawing/2014/chartex" xmlns:mc="http://schemas.openxmlformats.org/markup-compatibility/2006" xmlns:o="urn:schemas-microsoft-com:office:office" xmlns:r="http://schemas.openxmlformats.org/officeDocument/2006/relationships" xmlns:m="http://schemas.openxmlformats.org/officeDocument/2006/math" xmlns:v="urn:schemas-microsoft-com:vml" xmlns:wp14="http://schemas.microsoft.com/office/word/2010/wordprocessingDrawing" xmlns:wp="http://schemas.openxmlformats.org/drawingml/2006/wordprocessingDrawing" xmlns:w10="urn:schemas-microsoft-com:office:word" xmlns:w="http://schemas.openxmlformats.org/wordprocessingml/2006/main" xmlns:w14="http://schemas.microsoft.com/office/word/2010/wordml" xmlns:w15="http://schemas.microsoft.com/office/word/2012/wordml" xmlns:w16se="http://schemas.microsoft.com/office/word/2015/wordml/symex" xmlns:wpg="http://schemas.microsoft.com/office/word/2010/wordprocessingGroup" xmlns:wpi="http://schemas.microsoft.com/office/word/2010/wordprocessingInk" xmlns:wne="http://schemas.microsoft.com/office/word/2006/wordml" xmlns:wps="http://schemas.microsoft.com/office/word/2010/wordprocessingShape" mc:Ignorable="w14 w15 w16se wp14">
+<w:hdr xmlns:wpc="http://schemas.microsoft.com/office/word/2010/wordprocessingCanvas" xmlns:cx="http://schemas.microsoft.com/office/drawing/2014/chartex" xmlns:cx1="http://schemas.microsoft.com/office/drawing/2015/9/8/chartex" xmlns:cx2="http://schemas.microsoft.com/office/drawing/2015/10/21/chartex" xmlns:cx3="http://schemas.microsoft.com/office/drawing/2016/5/9/chartex" xmlns:cx4="http://schemas.microsoft.com/office/drawing/2016/5/10/chartex" xmlns:cx5="http://schemas.microsoft.com/office/drawing/2016/5/11/chartex" xmlns:cx6="http://schemas.microsoft.com/office/drawing/2016/5/12/chartex" xmlns:cx7="http://schemas.microsoft.com/office/drawing/2016/5/13/chartex" xmlns:cx8="http://schemas.microsoft.com/office/drawing/2016/5/14/chartex" xmlns:mc="http://schemas.openxmlformats.org/markup-compatibility/2006" xmlns:aink="http://schemas.microsoft.com/office/drawing/2016/ink" xmlns:am3d="http://schemas.microsoft.com/office/drawing/2017/model3d" xmlns:o="urn:schemas-microsoft-com:office:office" xmlns:oel="http://schemas.microsoft.com/office/2019/extlst" xmlns:r="http://schemas.openxmlformats.org/officeDocument/2006/relationships" xmlns:m="http://schemas.openxmlformats.org/officeDocument/2006/math" xmlns:v="urn:schemas-microsoft-com:vml" xmlns:wp14="http://schemas.microsoft.com/office/word/2010/wordprocessingDrawing" xmlns:wp="http://schemas.openxmlformats.org/drawingml/2006/wordprocessingDrawing" xmlns:w10="urn:schemas-microsoft-com:office:word" xmlns:w="http://schemas.openxmlformats.org/wordprocessingml/2006/main" xmlns:w14="http://schemas.microsoft.com/office/word/2010/wordml" xmlns:w15="http://schemas.microsoft.com/office/word/2012/wordml" xmlns:w16cex="http://schemas.microsoft.com/office/word/2018/wordml/cex" xmlns:w16cid="http://schemas.microsoft.com/office/word/2016/wordml/cid" xmlns:w16="http://schemas.microsoft.com/office/word/2018/wordml" xmlns:w16du="http://schemas.microsoft.com/office/word/2023/wordml/word16du" xmlns:w16sdtdh="http://schemas.microsoft.com/office/word/2020/wordml/sdtdatahash" xmlns:w16sdtfl="http://schemas.microsoft.com/office/word/2024/wordml/sdtformatlock" xmlns:w16se="http://schemas.microsoft.com/office/word/2015/wordml/symex" xmlns:wpg="http://schemas.microsoft.com/office/word/2010/wordprocessingGroup" xmlns:wpi="http://schemas.microsoft.com/office/word/2010/wordprocessingInk" xmlns:wne="http://schemas.microsoft.com/office/word/2006/wordml" xmlns:wps="http://schemas.microsoft.com/office/word/2010/wordprocessingShape" mc:Ignorable="w14 w15 w16se w16cid w16 w16cex w16sdtdh w16sdtfl w16du wp14">
   <w:tbl>
     <w:tblPr>
       <w:tblpPr w:leftFromText="180" w:rightFromText="180" w:vertAnchor="page" w:horzAnchor="margin" w:tblpX="-459" w:tblpY="750"/>
@@ -2817,7 +2311,7 @@
 </file>
 
 <file path=word/styles.xml><?xml version="1.0" encoding="utf-8"?>
-<w:styles xmlns:mc="http://schemas.openxmlformats.org/markup-compatibility/2006" xmlns:r="http://schemas.openxmlformats.org/officeDocument/2006/relationships" xmlns:w="http://schemas.openxmlformats.org/wordprocessingml/2006/main" xmlns:w14="http://schemas.microsoft.com/office/word/2010/wordml" xmlns:w15="http://schemas.microsoft.com/office/word/2012/wordml" xmlns:w16se="http://schemas.microsoft.com/office/word/2015/wordml/symex" mc:Ignorable="w14 w15 w16se">
+<w:styles xmlns:mc="http://schemas.openxmlformats.org/markup-compatibility/2006" xmlns:r="http://schemas.openxmlformats.org/officeDocument/2006/relationships" xmlns:w="http://schemas.openxmlformats.org/wordprocessingml/2006/main" xmlns:w14="http://schemas.microsoft.com/office/word/2010/wordml" xmlns:w15="http://schemas.microsoft.com/office/word/2012/wordml" xmlns:w16cex="http://schemas.microsoft.com/office/word/2018/wordml/cex" xmlns:w16cid="http://schemas.microsoft.com/office/word/2016/wordml/cid" xmlns:w16="http://schemas.microsoft.com/office/word/2018/wordml" xmlns:w16du="http://schemas.microsoft.com/office/word/2023/wordml/word16du" xmlns:w16sdtdh="http://schemas.microsoft.com/office/word/2020/wordml/sdtdatahash" xmlns:w16sdtfl="http://schemas.microsoft.com/office/word/2024/wordml/sdtformatlock" xmlns:w16se="http://schemas.microsoft.com/office/word/2015/wordml/symex" mc:Ignorable="w14 w15 w16se w16cid w16 w16cex w16sdtdh w16sdtfl w16du">
   <w:docDefaults>
     <w:rPrDefault>
       <w:rPr>
@@ -2833,7 +2327,7 @@
       </w:pPr>
     </w:pPrDefault>
   </w:docDefaults>
-  <w:latentStyles w:defLockedState="0" w:defUIPriority="99" w:defSemiHidden="0" w:defUnhideWhenUsed="0" w:defQFormat="0" w:count="371">
+  <w:latentStyles w:defLockedState="0" w:defUIPriority="99" w:defSemiHidden="0" w:defUnhideWhenUsed="0" w:defQFormat="0" w:count="376">
     <w:lsdException w:name="Normal" w:uiPriority="0" w:qFormat="1"/>
     <w:lsdException w:name="heading 1" w:uiPriority="9" w:qFormat="1"/>
     <w:lsdException w:name="heading 2" w:semiHidden="1" w:uiPriority="9" w:unhideWhenUsed="1" w:qFormat="1"/>
@@ -3205,6 +2699,11 @@
     <w:lsdException w:name="List Table 5 Dark Accent 6" w:uiPriority="50"/>
     <w:lsdException w:name="List Table 6 Colorful Accent 6" w:uiPriority="51"/>
     <w:lsdException w:name="List Table 7 Colorful Accent 6" w:uiPriority="52"/>
+    <w:lsdException w:name="Mention" w:semiHidden="1" w:unhideWhenUsed="1"/>
+    <w:lsdException w:name="Smart Hyperlink" w:semiHidden="1" w:unhideWhenUsed="1"/>
+    <w:lsdException w:name="Hashtag" w:semiHidden="1" w:unhideWhenUsed="1"/>
+    <w:lsdException w:name="Unresolved Mention" w:semiHidden="1" w:unhideWhenUsed="1"/>
+    <w:lsdException w:name="Smart Link" w:semiHidden="1" w:unhideWhenUsed="1"/>
   </w:latentStyles>
   <w:style w:type="paragraph" w:default="1" w:styleId="Normal">
     <w:name w:val="Normal"/>
